--- a/lessons/8-3/downloads/reveal/teacher/8.3-homework-packet-level-1.docx
+++ b/lessons/8-3/downloads/reveal/teacher/8.3-homework-packet-level-1.docx
@@ -78,14 +78,15 @@
           <w:caps/>
           <w:color w:val="003A70"/>
           <w:spacing w:val="12"/>
-          <w:sz w:val="21"/>
+          <w:sz w:val="22"/>
           <w:szCs w:val="21"/>
         </w:rPr>
-        <w:t xml:space="preserve">Lesson 8-3  ·  Homework Packet  ·  Level 1  ·  Sheet 1 of 2</w:t>
+        <w:t xml:space="preserve">Lesson 8-3  ·  Homework Packet  ·  Supported  ·  Session 1 · pages 1–2</w:t>
       </w:r>
     </w:p>
     <w:p>
       <w:pPr>
+        <w:pStyle w:val="Heading1"/>
         <w:keepNext/>
         <w:spacing w:before="0" w:after="10" w:line="240" w:lineRule="auto"/>
       </w:pPr>
@@ -111,7 +112,7 @@
         <w:rPr>
           <w:rFonts w:ascii="Avenir Next" w:hAnsi="Avenir Next" w:cs="Avenir Next" w:eastAsia="Avenir Next"/>
           <w:color w:val="5A5F66"/>
-          <w:sz w:val="17"/>
+          <w:sz w:val="22"/>
           <w:szCs w:val="17"/>
         </w:rPr>
         <w:t xml:space="preserve">Maryland Standard 6.EE.B.7   ·   Learning target — I can solve a multiplication equation by dividing both sides by the same number.</w:t>
@@ -158,6 +159,7 @@
           </w:tcPr>
           <w:p>
             <w:pPr>
+              <w:pStyle w:val="Heading2"/>
               <w:spacing w:before="0" w:after="40" w:line="264" w:lineRule="auto"/>
             </w:pPr>
             <w:r>
@@ -185,25 +187,25 @@
                 <w:rFonts w:ascii="Avenir Next" w:hAnsi="Avenir Next" w:cs="Avenir Next" w:eastAsia="Avenir Next"/>
                 <w:b/>
                 <w:color w:val="003A70"/>
+                <w:sz w:val="22"/>
+                <w:szCs w:val="18"/>
+              </w:rPr>
+              <w:t xml:space="preserve">•</w:t>
+            </w:r>
+            <w:r>
+              <w:rPr>
+                <w:rFonts w:ascii="Avenir Next" w:hAnsi="Avenir Next" w:cs="Avenir Next" w:eastAsia="Avenir Next"/>
+                <w:color w:val="1A1A1A"/>
                 <w:sz w:val="18"/>
                 <w:szCs w:val="18"/>
               </w:rPr>
-              <w:t xml:space="preserve">•</w:t>
-            </w:r>
-            <w:r>
-              <w:rPr>
-                <w:rFonts w:ascii="Avenir Next" w:hAnsi="Avenir Next" w:cs="Avenir Next" w:eastAsia="Avenir Next"/>
-                <w:color w:val="1A1A1A"/>
-                <w:sz w:val="18"/>
-                <w:szCs w:val="18"/>
-              </w:rPr>
               <w:tab/>
             </w:r>
             <w:r>
               <w:rPr>
                 <w:rFonts w:ascii="Avenir Next" w:hAnsi="Avenir Next" w:cs="Avenir Next" w:eastAsia="Avenir Next"/>
                 <w:color w:val="1A1A1A"/>
-                <w:sz w:val="18"/>
+                <w:sz w:val="22"/>
                 <w:szCs w:val="18"/>
               </w:rPr>
               <w:t xml:space="preserve">In 6</w:t>
@@ -213,7 +215,7 @@
                 <w:rFonts w:ascii="Avenir Next" w:hAnsi="Avenir Next" w:cs="Avenir Next" w:eastAsia="Avenir Next"/>
                 <w:i/>
                 <w:color w:val="1A1A1A"/>
-                <w:sz w:val="18"/>
+                <w:sz w:val="22"/>
                 <w:szCs w:val="18"/>
               </w:rPr>
               <w:t xml:space="preserve">x</w:t>
@@ -222,7 +224,7 @@
               <w:rPr>
                 <w:rFonts w:ascii="Avenir Next" w:hAnsi="Avenir Next" w:cs="Avenir Next" w:eastAsia="Avenir Next"/>
                 <w:color w:val="1A1A1A"/>
-                <w:sz w:val="18"/>
+                <w:sz w:val="22"/>
                 <w:szCs w:val="18"/>
               </w:rPr>
               <w:t xml:space="preserve">, the </w:t>
@@ -232,7 +234,7 @@
                 <w:rFonts w:ascii="Avenir Next" w:hAnsi="Avenir Next" w:cs="Avenir Next" w:eastAsia="Avenir Next"/>
                 <w:b/>
                 <w:color w:val="1A1A1A"/>
-                <w:sz w:val="18"/>
+                <w:sz w:val="22"/>
                 <w:szCs w:val="18"/>
               </w:rPr>
               <w:t xml:space="preserve">coefficient</w:t>
@@ -241,7 +243,7 @@
               <w:rPr>
                 <w:rFonts w:ascii="Avenir Next" w:hAnsi="Avenir Next" w:cs="Avenir Next" w:eastAsia="Avenir Next"/>
                 <w:color w:val="1A1A1A"/>
-                <w:sz w:val="18"/>
+                <w:sz w:val="22"/>
                 <w:szCs w:val="18"/>
               </w:rPr>
               <w:t xml:space="preserve"> 6 means 6 × </w:t>
@@ -251,7 +253,7 @@
                 <w:rFonts w:ascii="Avenir Next" w:hAnsi="Avenir Next" w:cs="Avenir Next" w:eastAsia="Avenir Next"/>
                 <w:i/>
                 <w:color w:val="1A1A1A"/>
-                <w:sz w:val="18"/>
+                <w:sz w:val="22"/>
                 <w:szCs w:val="18"/>
               </w:rPr>
               <w:t xml:space="preserve">x</w:t>
@@ -260,7 +262,7 @@
               <w:rPr>
                 <w:rFonts w:ascii="Avenir Next" w:hAnsi="Avenir Next" w:cs="Avenir Next" w:eastAsia="Avenir Next"/>
                 <w:color w:val="1A1A1A"/>
-                <w:sz w:val="18"/>
+                <w:sz w:val="22"/>
                 <w:szCs w:val="18"/>
               </w:rPr>
               <w:t xml:space="preserve">.</w:t>
@@ -279,10 +281,76 @@
                 <w:rFonts w:ascii="Avenir Next" w:hAnsi="Avenir Next" w:cs="Avenir Next" w:eastAsia="Avenir Next"/>
                 <w:b/>
                 <w:color w:val="003A70"/>
+                <w:sz w:val="22"/>
+                <w:szCs w:val="18"/>
+              </w:rPr>
+              <w:t xml:space="preserve">•</w:t>
+            </w:r>
+            <w:r>
+              <w:rPr>
+                <w:rFonts w:ascii="Avenir Next" w:hAnsi="Avenir Next" w:cs="Avenir Next" w:eastAsia="Avenir Next"/>
+                <w:color w:val="1A1A1A"/>
                 <w:sz w:val="18"/>
                 <w:szCs w:val="18"/>
               </w:rPr>
-              <w:t xml:space="preserve">•</w:t>
+              <w:tab/>
+            </w:r>
+            <w:r>
+              <w:rPr>
+                <w:rFonts w:ascii="Avenir Next" w:hAnsi="Avenir Next" w:cs="Avenir Next" w:eastAsia="Avenir Next"/>
+                <w:color w:val="1A1A1A"/>
+                <w:sz w:val="22"/>
+                <w:szCs w:val="18"/>
+              </w:rPr>
+              <w:t xml:space="preserve">To solve </w:t>
+            </w:r>
+            <w:r>
+              <w:rPr>
+                <w:rFonts w:ascii="Avenir Next" w:hAnsi="Avenir Next" w:cs="Avenir Next" w:eastAsia="Avenir Next"/>
+                <w:i/>
+                <w:color w:val="1A1A1A"/>
+                <w:sz w:val="22"/>
+                <w:szCs w:val="18"/>
+              </w:rPr>
+              <w:t xml:space="preserve">ax</w:t>
+            </w:r>
+            <w:r>
+              <w:rPr>
+                <w:rFonts w:ascii="Avenir Next" w:hAnsi="Avenir Next" w:cs="Avenir Next" w:eastAsia="Avenir Next"/>
+                <w:color w:val="1A1A1A"/>
+                <w:sz w:val="22"/>
+                <w:szCs w:val="18"/>
+              </w:rPr>
+              <w:t xml:space="preserve"> = </w:t>
+            </w:r>
+            <w:r>
+              <w:rPr>
+                <w:rFonts w:ascii="Avenir Next" w:hAnsi="Avenir Next" w:cs="Avenir Next" w:eastAsia="Avenir Next"/>
+                <w:i/>
+                <w:color w:val="1A1A1A"/>
+                <w:sz w:val="22"/>
+                <w:szCs w:val="18"/>
+              </w:rPr>
+              <w:t xml:space="preserve">b</w:t>
+            </w:r>
+            <w:r>
+              <w:rPr>
+                <w:rFonts w:ascii="Avenir Next" w:hAnsi="Avenir Next" w:cs="Avenir Next" w:eastAsia="Avenir Next"/>
+                <w:color w:val="1A1A1A"/>
+                <w:sz w:val="22"/>
+                <w:szCs w:val="18"/>
+              </w:rPr>
+              <w:t xml:space="preserve">, </w:t>
+            </w:r>
+            <w:r>
+              <w:rPr>
+                <w:rFonts w:ascii="Avenir Next" w:hAnsi="Avenir Next" w:cs="Avenir Next" w:eastAsia="Avenir Next"/>
+                <w:b/>
+                <w:color w:val="1A1A1A"/>
+                <w:sz w:val="22"/>
+                <w:szCs w:val="18"/>
+              </w:rPr>
+              <w:t xml:space="preserve">divide both sides by</w:t>
             </w:r>
             <w:r>
               <w:rPr>
@@ -291,80 +359,14 @@
                 <w:sz w:val="18"/>
                 <w:szCs w:val="18"/>
               </w:rPr>
-              <w:tab/>
-            </w:r>
-            <w:r>
-              <w:rPr>
-                <w:rFonts w:ascii="Avenir Next" w:hAnsi="Avenir Next" w:cs="Avenir Next" w:eastAsia="Avenir Next"/>
-                <w:color w:val="1A1A1A"/>
-                <w:sz w:val="18"/>
-                <w:szCs w:val="18"/>
-              </w:rPr>
-              <w:t xml:space="preserve">To solve </w:t>
+              <w:t xml:space="preserve"> </w:t>
             </w:r>
             <w:r>
               <w:rPr>
                 <w:rFonts w:ascii="Avenir Next" w:hAnsi="Avenir Next" w:cs="Avenir Next" w:eastAsia="Avenir Next"/>
                 <w:i/>
                 <w:color w:val="1A1A1A"/>
-                <w:sz w:val="18"/>
-                <w:szCs w:val="18"/>
-              </w:rPr>
-              <w:t xml:space="preserve">ax</w:t>
-            </w:r>
-            <w:r>
-              <w:rPr>
-                <w:rFonts w:ascii="Avenir Next" w:hAnsi="Avenir Next" w:cs="Avenir Next" w:eastAsia="Avenir Next"/>
-                <w:color w:val="1A1A1A"/>
-                <w:sz w:val="18"/>
-                <w:szCs w:val="18"/>
-              </w:rPr>
-              <w:t xml:space="preserve"> = </w:t>
-            </w:r>
-            <w:r>
-              <w:rPr>
-                <w:rFonts w:ascii="Avenir Next" w:hAnsi="Avenir Next" w:cs="Avenir Next" w:eastAsia="Avenir Next"/>
-                <w:i/>
-                <w:color w:val="1A1A1A"/>
-                <w:sz w:val="18"/>
-                <w:szCs w:val="18"/>
-              </w:rPr>
-              <w:t xml:space="preserve">b</w:t>
-            </w:r>
-            <w:r>
-              <w:rPr>
-                <w:rFonts w:ascii="Avenir Next" w:hAnsi="Avenir Next" w:cs="Avenir Next" w:eastAsia="Avenir Next"/>
-                <w:color w:val="1A1A1A"/>
-                <w:sz w:val="18"/>
-                <w:szCs w:val="18"/>
-              </w:rPr>
-              <w:t xml:space="preserve">, </w:t>
-            </w:r>
-            <w:r>
-              <w:rPr>
-                <w:rFonts w:ascii="Avenir Next" w:hAnsi="Avenir Next" w:cs="Avenir Next" w:eastAsia="Avenir Next"/>
-                <w:b/>
-                <w:color w:val="1A1A1A"/>
-                <w:sz w:val="18"/>
-                <w:szCs w:val="18"/>
-              </w:rPr>
-              <w:t xml:space="preserve">divide both sides by</w:t>
-            </w:r>
-            <w:r>
-              <w:rPr>
-                <w:rFonts w:ascii="Avenir Next" w:hAnsi="Avenir Next" w:cs="Avenir Next" w:eastAsia="Avenir Next"/>
-                <w:color w:val="1A1A1A"/>
-                <w:sz w:val="18"/>
-                <w:szCs w:val="18"/>
-              </w:rPr>
-              <w:t xml:space="preserve"> </w:t>
-            </w:r>
-            <w:r>
-              <w:rPr>
-                <w:rFonts w:ascii="Avenir Next" w:hAnsi="Avenir Next" w:cs="Avenir Next" w:eastAsia="Avenir Next"/>
-                <w:i/>
-                <w:color w:val="1A1A1A"/>
-                <w:sz w:val="18"/>
+                <w:sz w:val="22"/>
                 <w:szCs w:val="18"/>
               </w:rPr>
               <w:t xml:space="preserve">a</w:t>
@@ -373,7 +375,7 @@
               <w:rPr>
                 <w:rFonts w:ascii="Avenir Next" w:hAnsi="Avenir Next" w:cs="Avenir Next" w:eastAsia="Avenir Next"/>
                 <w:color w:val="1A1A1A"/>
-                <w:sz w:val="18"/>
+                <w:sz w:val="22"/>
                 <w:szCs w:val="18"/>
               </w:rPr>
               <w:t xml:space="preserve">. Division undoes multiplication.</w:t>
@@ -392,18 +394,18 @@
                 <w:rFonts w:ascii="Avenir Next" w:hAnsi="Avenir Next" w:cs="Avenir Next" w:eastAsia="Avenir Next"/>
                 <w:b/>
                 <w:color w:val="003A70"/>
+                <w:sz w:val="22"/>
+                <w:szCs w:val="18"/>
+              </w:rPr>
+              <w:t xml:space="preserve">•</w:t>
+            </w:r>
+            <w:r>
+              <w:rPr>
+                <w:rFonts w:ascii="Avenir Next" w:hAnsi="Avenir Next" w:cs="Avenir Next" w:eastAsia="Avenir Next"/>
+                <w:color w:val="1A1A1A"/>
                 <w:sz w:val="18"/>
                 <w:szCs w:val="18"/>
               </w:rPr>
-              <w:t xml:space="preserve">•</w:t>
-            </w:r>
-            <w:r>
-              <w:rPr>
-                <w:rFonts w:ascii="Avenir Next" w:hAnsi="Avenir Next" w:cs="Avenir Next" w:eastAsia="Avenir Next"/>
-                <w:color w:val="1A1A1A"/>
-                <w:sz w:val="18"/>
-                <w:szCs w:val="18"/>
-              </w:rPr>
               <w:tab/>
             </w:r>
             <w:r>
@@ -411,7 +413,7 @@
                 <w:rFonts w:ascii="Avenir Next" w:hAnsi="Avenir Next" w:cs="Avenir Next" w:eastAsia="Avenir Next"/>
                 <w:b/>
                 <w:color w:val="1A1A1A"/>
-                <w:sz w:val="18"/>
+                <w:sz w:val="22"/>
                 <w:szCs w:val="18"/>
               </w:rPr>
               <w:t xml:space="preserve">Check</w:t>
@@ -420,7 +422,7 @@
               <w:rPr>
                 <w:rFonts w:ascii="Avenir Next" w:hAnsi="Avenir Next" w:cs="Avenir Next" w:eastAsia="Avenir Next"/>
                 <w:color w:val="1A1A1A"/>
-                <w:sz w:val="18"/>
+                <w:sz w:val="22"/>
                 <w:szCs w:val="18"/>
               </w:rPr>
               <w:t xml:space="preserve">: the coefficient times your solution should equal the right side.</w:t>
@@ -435,6 +437,7 @@
           </w:tcPr>
           <w:p>
             <w:pPr>
+              <w:pStyle w:val="Heading2"/>
               <w:spacing w:before="0" w:after="40" w:line="264" w:lineRule="auto"/>
             </w:pPr>
             <w:r>
@@ -457,7 +460,7 @@
               <w:rPr>
                 <w:rFonts w:ascii="Avenir Next" w:hAnsi="Avenir Next" w:cs="Avenir Next" w:eastAsia="Avenir Next"/>
                 <w:color w:val="1A1A1A"/>
-                <w:sz w:val="17"/>
+                <w:sz w:val="22"/>
                 <w:szCs w:val="17"/>
               </w:rPr>
               <w:t xml:space="preserve">Solve 8</w:t>
@@ -467,7 +470,7 @@
                 <w:rFonts w:ascii="Avenir Next" w:hAnsi="Avenir Next" w:cs="Avenir Next" w:eastAsia="Avenir Next"/>
                 <w:i/>
                 <w:color w:val="1A1A1A"/>
-                <w:sz w:val="17"/>
+                <w:sz w:val="22"/>
                 <w:szCs w:val="17"/>
               </w:rPr>
               <w:t xml:space="preserve">p</w:t>
@@ -476,7 +479,7 @@
               <w:rPr>
                 <w:rFonts w:ascii="Avenir Next" w:hAnsi="Avenir Next" w:cs="Avenir Next" w:eastAsia="Avenir Next"/>
                 <w:color w:val="1A1A1A"/>
-                <w:sz w:val="17"/>
+                <w:sz w:val="22"/>
                 <w:szCs w:val="17"/>
               </w:rPr>
               <w:t xml:space="preserve"> = 96.</w:t>
@@ -491,7 +494,7 @@
               <w:drawing>
                 <wp:inline distT="0" distB="0" distL="0" distR="0">
                   <wp:extent cx="2377440" cy="397962"/>
-                  <wp:docPr id="1" name="Figure 1"/>
+                  <wp:docPr id="1" name="Figure 1" descr="Tape diagram. : 8 equal sections; section labels p, p, p, p, p, p, p, p. Total label: 96."/>
                   <a:graphic xmlns:a="http://schemas.openxmlformats.org/drawingml/2006/main">
                     <a:graphicData uri="http://schemas.openxmlformats.org/drawingml/2006/picture">
                       <pic:pic xmlns:pic="http://schemas.openxmlformats.org/drawingml/2006/picture">
@@ -534,44 +537,44 @@
                 <w:rFonts w:ascii="Avenir Next" w:hAnsi="Avenir Next" w:cs="Avenir Next" w:eastAsia="Avenir Next"/>
                 <w:b/>
                 <w:color w:val="003A70"/>
+                <w:sz w:val="22"/>
+                <w:szCs w:val="17"/>
+              </w:rPr>
+              <w:t xml:space="preserve">Step 1</w:t>
+            </w:r>
+            <w:r>
+              <w:rPr>
+                <w:rFonts w:ascii="Avenir Next" w:hAnsi="Avenir Next" w:cs="Avenir Next" w:eastAsia="Avenir Next"/>
+                <w:color w:val="1A1A1A"/>
                 <w:sz w:val="17"/>
                 <w:szCs w:val="17"/>
               </w:rPr>
-              <w:t xml:space="preserve">Step 1</w:t>
-            </w:r>
-            <w:r>
-              <w:rPr>
-                <w:rFonts w:ascii="Avenir Next" w:hAnsi="Avenir Next" w:cs="Avenir Next" w:eastAsia="Avenir Next"/>
-                <w:color w:val="1A1A1A"/>
-                <w:sz w:val="17"/>
+              <w:tab/>
+            </w:r>
+            <w:r>
+              <w:rPr>
+                <w:rFonts w:ascii="Avenir Next" w:hAnsi="Avenir Next" w:cs="Avenir Next" w:eastAsia="Avenir Next"/>
+                <w:color w:val="1A1A1A"/>
+                <w:sz w:val="22"/>
                 <w:szCs w:val="17"/>
               </w:rPr>
-              <w:tab/>
-            </w:r>
-            <w:r>
-              <w:rPr>
-                <w:rFonts w:ascii="Avenir Next" w:hAnsi="Avenir Next" w:cs="Avenir Next" w:eastAsia="Avenir Next"/>
-                <w:color w:val="1A1A1A"/>
-                <w:sz w:val="17"/>
+              <w:t xml:space="preserve">Divide both sides by 8: </w:t>
+            </w:r>
+            <w:r>
+              <w:rPr>
+                <w:rFonts w:ascii="Avenir Next" w:hAnsi="Avenir Next" w:cs="Avenir Next" w:eastAsia="Avenir Next"/>
+                <w:i/>
+                <w:color w:val="1A1A1A"/>
+                <w:sz w:val="22"/>
                 <w:szCs w:val="17"/>
               </w:rPr>
-              <w:t xml:space="preserve">Divide both sides by 8: </w:t>
-            </w:r>
-            <w:r>
-              <w:rPr>
-                <w:rFonts w:ascii="Avenir Next" w:hAnsi="Avenir Next" w:cs="Avenir Next" w:eastAsia="Avenir Next"/>
-                <w:i/>
-                <w:color w:val="1A1A1A"/>
-                <w:sz w:val="17"/>
-                <w:szCs w:val="17"/>
-              </w:rPr>
               <w:t xml:space="preserve">p</w:t>
             </w:r>
             <w:r>
               <w:rPr>
                 <w:rFonts w:ascii="Avenir Next" w:hAnsi="Avenir Next" w:cs="Avenir Next" w:eastAsia="Avenir Next"/>
                 <w:color w:val="1A1A1A"/>
-                <w:sz w:val="17"/>
+                <w:sz w:val="22"/>
                 <w:szCs w:val="17"/>
               </w:rPr>
               <w:t xml:space="preserve"> = 96 ÷ 8 = 12</w:t>
@@ -590,25 +593,25 @@
                 <w:rFonts w:ascii="Avenir Next" w:hAnsi="Avenir Next" w:cs="Avenir Next" w:eastAsia="Avenir Next"/>
                 <w:b/>
                 <w:color w:val="003A70"/>
+                <w:sz w:val="22"/>
+                <w:szCs w:val="17"/>
+              </w:rPr>
+              <w:t xml:space="preserve">Step 2</w:t>
+            </w:r>
+            <w:r>
+              <w:rPr>
+                <w:rFonts w:ascii="Avenir Next" w:hAnsi="Avenir Next" w:cs="Avenir Next" w:eastAsia="Avenir Next"/>
+                <w:color w:val="1A1A1A"/>
                 <w:sz w:val="17"/>
                 <w:szCs w:val="17"/>
               </w:rPr>
-              <w:t xml:space="preserve">Step 2</w:t>
-            </w:r>
-            <w:r>
-              <w:rPr>
-                <w:rFonts w:ascii="Avenir Next" w:hAnsi="Avenir Next" w:cs="Avenir Next" w:eastAsia="Avenir Next"/>
-                <w:color w:val="1A1A1A"/>
-                <w:sz w:val="17"/>
-                <w:szCs w:val="17"/>
-              </w:rPr>
               <w:tab/>
             </w:r>
             <w:r>
               <w:rPr>
                 <w:rFonts w:ascii="Avenir Next" w:hAnsi="Avenir Next" w:cs="Avenir Next" w:eastAsia="Avenir Next"/>
                 <w:color w:val="1A1A1A"/>
-                <w:sz w:val="17"/>
+                <w:sz w:val="22"/>
                 <w:szCs w:val="17"/>
               </w:rPr>
               <w:t xml:space="preserve">Check: 8 × 12 = 96, so it checks.</w:t>
@@ -627,29 +630,29 @@
                 <w:rFonts w:ascii="Avenir Next" w:hAnsi="Avenir Next" w:cs="Avenir Next" w:eastAsia="Avenir Next"/>
                 <w:b/>
                 <w:color w:val="1A1A1A"/>
+                <w:sz w:val="22"/>
+                <w:szCs w:val="17"/>
+              </w:rPr>
+              <w:t xml:space="preserve">Answer</w:t>
+            </w:r>
+            <w:r>
+              <w:rPr>
+                <w:rFonts w:ascii="Avenir Next" w:hAnsi="Avenir Next" w:cs="Avenir Next" w:eastAsia="Avenir Next"/>
+                <w:color w:val="1A1A1A"/>
                 <w:sz w:val="17"/>
                 <w:szCs w:val="17"/>
               </w:rPr>
-              <w:t xml:space="preserve">Answer</w:t>
-            </w:r>
-            <w:r>
-              <w:rPr>
-                <w:rFonts w:ascii="Avenir Next" w:hAnsi="Avenir Next" w:cs="Avenir Next" w:eastAsia="Avenir Next"/>
-                <w:color w:val="1A1A1A"/>
-                <w:sz w:val="17"/>
+              <w:tab/>
+            </w:r>
+            <w:r>
+              <w:rPr>
+                <w:rFonts w:ascii="Avenir Next" w:hAnsi="Avenir Next" w:cs="Avenir Next" w:eastAsia="Avenir Next"/>
+                <w:b/>
+                <w:i/>
+                <w:color w:val="1A1A1A"/>
+                <w:sz w:val="22"/>
                 <w:szCs w:val="17"/>
               </w:rPr>
-              <w:tab/>
-            </w:r>
-            <w:r>
-              <w:rPr>
-                <w:rFonts w:ascii="Avenir Next" w:hAnsi="Avenir Next" w:cs="Avenir Next" w:eastAsia="Avenir Next"/>
-                <w:b/>
-                <w:i/>
-                <w:color w:val="1A1A1A"/>
-                <w:sz w:val="17"/>
-                <w:szCs w:val="17"/>
-              </w:rPr>
               <w:t xml:space="preserve">p</w:t>
             </w:r>
             <w:r>
@@ -657,7 +660,7 @@
                 <w:rFonts w:ascii="Avenir Next" w:hAnsi="Avenir Next" w:cs="Avenir Next" w:eastAsia="Avenir Next"/>
                 <w:b/>
                 <w:color w:val="1A1A1A"/>
-                <w:sz w:val="17"/>
+                <w:sz w:val="22"/>
                 <w:szCs w:val="17"/>
               </w:rPr>
               <w:t xml:space="preserve"> = 12</w:t>
@@ -707,6 +710,7 @@
           </w:tcPr>
           <w:p>
             <w:pPr>
+              <w:pStyle w:val="Heading2"/>
               <w:spacing w:before="0" w:after="40" w:line="264" w:lineRule="auto"/>
             </w:pPr>
             <w:r>
@@ -730,7 +734,7 @@
                 <w:rFonts w:ascii="Avenir Next" w:hAnsi="Avenir Next" w:cs="Avenir Next" w:eastAsia="Avenir Next"/>
                 <w:b/>
                 <w:color w:val="1A1A1A"/>
-                <w:sz w:val="21"/>
+                <w:sz w:val="22"/>
                 <w:szCs w:val="21"/>
               </w:rPr>
               <w:t xml:space="preserve">coefficient</w:t>
@@ -739,7 +743,7 @@
               <w:rPr>
                 <w:rFonts w:ascii="Avenir Next" w:hAnsi="Avenir Next" w:cs="Avenir Next" w:eastAsia="Avenir Next"/>
                 <w:color w:val="5A5F66"/>
-                <w:sz w:val="21"/>
+                <w:sz w:val="22"/>
                 <w:szCs w:val="21"/>
               </w:rPr>
               <w:t xml:space="preserve"> — </w:t>
@@ -748,7 +752,7 @@
               <w:rPr>
                 <w:rFonts w:ascii="Avenir Next" w:hAnsi="Avenir Next" w:cs="Avenir Next" w:eastAsia="Avenir Next"/>
                 <w:color w:val="1A1A1A"/>
-                <w:sz w:val="21"/>
+                <w:sz w:val="22"/>
                 <w:szCs w:val="21"/>
               </w:rPr>
               <w:t xml:space="preserve">the number times the variable</w:t>
@@ -763,7 +767,7 @@
                 <w:rFonts w:ascii="Avenir Next" w:hAnsi="Avenir Next" w:cs="Avenir Next" w:eastAsia="Avenir Next"/>
                 <w:b/>
                 <w:color w:val="1A1A1A"/>
-                <w:sz w:val="21"/>
+                <w:sz w:val="22"/>
                 <w:szCs w:val="21"/>
               </w:rPr>
               <w:t xml:space="preserve">divide both sides</w:t>
@@ -772,7 +776,7 @@
               <w:rPr>
                 <w:rFonts w:ascii="Avenir Next" w:hAnsi="Avenir Next" w:cs="Avenir Next" w:eastAsia="Avenir Next"/>
                 <w:color w:val="5A5F66"/>
-                <w:sz w:val="21"/>
+                <w:sz w:val="22"/>
                 <w:szCs w:val="21"/>
               </w:rPr>
               <w:t xml:space="preserve"> — </w:t>
@@ -781,7 +785,7 @@
               <w:rPr>
                 <w:rFonts w:ascii="Avenir Next" w:hAnsi="Avenir Next" w:cs="Avenir Next" w:eastAsia="Avenir Next"/>
                 <w:color w:val="1A1A1A"/>
-                <w:sz w:val="21"/>
+                <w:sz w:val="22"/>
                 <w:szCs w:val="21"/>
               </w:rPr>
               <w:t xml:space="preserve">undo the times</w:t>
@@ -807,7 +811,7 @@
                 <w:rFonts w:ascii="Avenir Next" w:hAnsi="Avenir Next" w:cs="Avenir Next" w:eastAsia="Avenir Next"/>
                 <w:b/>
                 <w:color w:val="1A1A1A"/>
-                <w:sz w:val="21"/>
+                <w:sz w:val="22"/>
                 <w:szCs w:val="21"/>
               </w:rPr>
               <w:t xml:space="preserve">equal</w:t>
@@ -816,7 +820,7 @@
               <w:rPr>
                 <w:rFonts w:ascii="Avenir Next" w:hAnsi="Avenir Next" w:cs="Avenir Next" w:eastAsia="Avenir Next"/>
                 <w:color w:val="5A5F66"/>
-                <w:sz w:val="21"/>
+                <w:sz w:val="22"/>
                 <w:szCs w:val="21"/>
               </w:rPr>
               <w:t xml:space="preserve"> — </w:t>
@@ -825,7 +829,7 @@
               <w:rPr>
                 <w:rFonts w:ascii="Avenir Next" w:hAnsi="Avenir Next" w:cs="Avenir Next" w:eastAsia="Avenir Next"/>
                 <w:color w:val="1A1A1A"/>
-                <w:sz w:val="21"/>
+                <w:sz w:val="22"/>
                 <w:szCs w:val="21"/>
               </w:rPr>
               <w:t xml:space="preserve">the same amount</w:t>
@@ -836,6 +840,7 @@
     </w:tbl>
     <w:p>
       <w:pPr>
+        <w:pStyle w:val="Heading2"/>
         <w:keepNext/>
         <w:pBdr>
           <w:bottom w:val="single" w:sz="8" w:space="3" w:color="003A70"/>
@@ -851,7 +856,7 @@
           <w:b/>
           <w:color w:val="003A70"/>
           <w:spacing w:val="14"/>
-          <w:sz w:val="21"/>
+          <w:sz w:val="22"/>
           <w:szCs w:val="21"/>
         </w:rPr>
         <w:t xml:space="preserve">PRACTICE</w:t>
@@ -870,7 +875,7 @@
           <w:rFonts w:ascii="Avenir Next" w:hAnsi="Avenir Next" w:cs="Avenir Next" w:eastAsia="Avenir Next"/>
           <w:i/>
           <w:color w:val="5A5F66"/>
-          <w:sz w:val="17"/>
+          <w:sz w:val="22"/>
           <w:szCs w:val="17"/>
         </w:rPr>
         <w:t xml:space="preserve">show your work · label units</w:t>
@@ -1577,7 +1582,7 @@
               <w:drawing>
                 <wp:inline distT="0" distB="0" distL="0" distR="0">
                   <wp:extent cx="3291840" cy="551025"/>
-                  <wp:docPr id="2" name="Figure 2"/>
+                  <wp:docPr id="2" name="Figure 2" descr="Tape diagram. : 5 equal sections; section labels c, c, c, c, c. Total label: 65."/>
                   <a:graphic xmlns:a="http://schemas.openxmlformats.org/drawingml/2006/main">
                     <a:graphicData uri="http://schemas.openxmlformats.org/drawingml/2006/picture">
                       <pic:pic xmlns:pic="http://schemas.openxmlformats.org/drawingml/2006/picture">
@@ -1620,7 +1625,7 @@
                 <w:rFonts w:ascii="Avenir Next" w:hAnsi="Avenir Next" w:cs="Avenir Next" w:eastAsia="Avenir Next"/>
                 <w:b/>
                 <w:color w:val="1A1A1A"/>
-                <w:sz w:val="18"/>
+                <w:sz w:val="22"/>
                 <w:szCs w:val="18"/>
               </w:rPr>
               <w:t xml:space="preserve">Equation and solution</w:t>
@@ -1781,25 +1786,25 @@
                 <w:rFonts w:ascii="Avenir Next" w:hAnsi="Avenir Next" w:cs="Avenir Next" w:eastAsia="Avenir Next"/>
                 <w:b/>
                 <w:color w:val="003A70"/>
+                <w:sz w:val="22"/>
+                <w:szCs w:val="18"/>
+              </w:rPr>
+              <w:t xml:space="preserve">Step 1</w:t>
+            </w:r>
+            <w:r>
+              <w:rPr>
+                <w:rFonts w:ascii="Avenir Next" w:hAnsi="Avenir Next" w:cs="Avenir Next" w:eastAsia="Avenir Next"/>
+                <w:color w:val="1A1A1A"/>
                 <w:sz w:val="18"/>
                 <w:szCs w:val="18"/>
               </w:rPr>
-              <w:t xml:space="preserve">Step 1</w:t>
-            </w:r>
-            <w:r>
-              <w:rPr>
-                <w:rFonts w:ascii="Avenir Next" w:hAnsi="Avenir Next" w:cs="Avenir Next" w:eastAsia="Avenir Next"/>
-                <w:color w:val="1A1A1A"/>
-                <w:sz w:val="18"/>
-                <w:szCs w:val="18"/>
-              </w:rPr>
               <w:tab/>
             </w:r>
             <w:r>
               <w:rPr>
                 <w:rFonts w:ascii="Avenir Next" w:hAnsi="Avenir Next" w:cs="Avenir Next" w:eastAsia="Avenir Next"/>
                 <w:color w:val="1A1A1A"/>
-                <w:sz w:val="21"/>
+                <w:sz w:val="22"/>
                 <w:szCs w:val="21"/>
               </w:rPr>
               <w:t xml:space="preserve">5 × one fare = total.</w:t>
@@ -1819,25 +1824,25 @@
                 <w:rFonts w:ascii="Avenir Next" w:hAnsi="Avenir Next" w:cs="Avenir Next" w:eastAsia="Avenir Next"/>
                 <w:b/>
                 <w:color w:val="003A70"/>
+                <w:sz w:val="22"/>
+                <w:szCs w:val="18"/>
+              </w:rPr>
+              <w:t xml:space="preserve">Step 2</w:t>
+            </w:r>
+            <w:r>
+              <w:rPr>
+                <w:rFonts w:ascii="Avenir Next" w:hAnsi="Avenir Next" w:cs="Avenir Next" w:eastAsia="Avenir Next"/>
+                <w:color w:val="1A1A1A"/>
                 <w:sz w:val="18"/>
                 <w:szCs w:val="18"/>
               </w:rPr>
-              <w:t xml:space="preserve">Step 2</w:t>
-            </w:r>
-            <w:r>
-              <w:rPr>
-                <w:rFonts w:ascii="Avenir Next" w:hAnsi="Avenir Next" w:cs="Avenir Next" w:eastAsia="Avenir Next"/>
-                <w:color w:val="1A1A1A"/>
-                <w:sz w:val="18"/>
-                <w:szCs w:val="18"/>
-              </w:rPr>
               <w:tab/>
             </w:r>
             <w:r>
               <w:rPr>
                 <w:rFonts w:ascii="Avenir Next" w:hAnsi="Avenir Next" w:cs="Avenir Next" w:eastAsia="Avenir Next"/>
                 <w:color w:val="1A1A1A"/>
-                <w:sz w:val="21"/>
+                <w:sz w:val="22"/>
                 <w:szCs w:val="21"/>
               </w:rPr>
               <w:t xml:space="preserve">Divide both sides by 5.</w:t>
@@ -1914,25 +1919,25 @@
                 <w:rFonts w:ascii="Avenir Next" w:hAnsi="Avenir Next" w:cs="Avenir Next" w:eastAsia="Avenir Next"/>
                 <w:b/>
                 <w:color w:val="1A1A1A"/>
+                <w:sz w:val="22"/>
+                <w:szCs w:val="18"/>
+              </w:rPr>
+              <w:t xml:space="preserve">Answer</w:t>
+            </w:r>
+            <w:r>
+              <w:rPr>
+                <w:rFonts w:ascii="Avenir Next" w:hAnsi="Avenir Next" w:cs="Avenir Next" w:eastAsia="Avenir Next"/>
+                <w:color w:val="1A1A1A"/>
                 <w:sz w:val="18"/>
                 <w:szCs w:val="18"/>
               </w:rPr>
-              <w:t xml:space="preserve">Answer</w:t>
-            </w:r>
-            <w:r>
-              <w:rPr>
-                <w:rFonts w:ascii="Avenir Next" w:hAnsi="Avenir Next" w:cs="Avenir Next" w:eastAsia="Avenir Next"/>
-                <w:color w:val="1A1A1A"/>
-                <w:sz w:val="18"/>
-                <w:szCs w:val="18"/>
-              </w:rPr>
               <w:tab/>
             </w:r>
             <w:r>
               <w:rPr>
                 <w:rFonts w:ascii="Avenir Next" w:hAnsi="Avenir Next" w:cs="Avenir Next" w:eastAsia="Avenir Next"/>
                 <w:color w:val="1A1A1A"/>
-                <w:sz w:val="18"/>
+                <w:sz w:val="22"/>
                 <w:szCs w:val="18"/>
               </w:rPr>
               <w:t xml:space="preserve">  dollars</w:t>
@@ -2065,25 +2070,25 @@
                 <w:rFonts w:ascii="Avenir Next" w:hAnsi="Avenir Next" w:cs="Avenir Next" w:eastAsia="Avenir Next"/>
                 <w:b/>
                 <w:color w:val="003A70"/>
+                <w:sz w:val="22"/>
+                <w:szCs w:val="18"/>
+              </w:rPr>
+              <w:t xml:space="preserve">Step 1</w:t>
+            </w:r>
+            <w:r>
+              <w:rPr>
+                <w:rFonts w:ascii="Avenir Next" w:hAnsi="Avenir Next" w:cs="Avenir Next" w:eastAsia="Avenir Next"/>
+                <w:color w:val="1A1A1A"/>
                 <w:sz w:val="18"/>
                 <w:szCs w:val="18"/>
               </w:rPr>
-              <w:t xml:space="preserve">Step 1</w:t>
-            </w:r>
-            <w:r>
-              <w:rPr>
-                <w:rFonts w:ascii="Avenir Next" w:hAnsi="Avenir Next" w:cs="Avenir Next" w:eastAsia="Avenir Next"/>
-                <w:color w:val="1A1A1A"/>
-                <w:sz w:val="18"/>
-                <w:szCs w:val="18"/>
-              </w:rPr>
               <w:tab/>
             </w:r>
             <w:r>
               <w:rPr>
                 <w:rFonts w:ascii="Avenir Next" w:hAnsi="Avenir Next" w:cs="Avenir Next" w:eastAsia="Avenir Next"/>
                 <w:color w:val="1A1A1A"/>
-                <w:sz w:val="21"/>
+                <w:sz w:val="22"/>
                 <w:szCs w:val="21"/>
               </w:rPr>
               <w:t xml:space="preserve">Rows × seedlings in each row = all seedlings.</w:t>
@@ -2103,25 +2108,25 @@
                 <w:rFonts w:ascii="Avenir Next" w:hAnsi="Avenir Next" w:cs="Avenir Next" w:eastAsia="Avenir Next"/>
                 <w:b/>
                 <w:color w:val="003A70"/>
+                <w:sz w:val="22"/>
+                <w:szCs w:val="18"/>
+              </w:rPr>
+              <w:t xml:space="preserve">Step 2</w:t>
+            </w:r>
+            <w:r>
+              <w:rPr>
+                <w:rFonts w:ascii="Avenir Next" w:hAnsi="Avenir Next" w:cs="Avenir Next" w:eastAsia="Avenir Next"/>
+                <w:color w:val="1A1A1A"/>
                 <w:sz w:val="18"/>
                 <w:szCs w:val="18"/>
               </w:rPr>
-              <w:t xml:space="preserve">Step 2</w:t>
-            </w:r>
-            <w:r>
-              <w:rPr>
-                <w:rFonts w:ascii="Avenir Next" w:hAnsi="Avenir Next" w:cs="Avenir Next" w:eastAsia="Avenir Next"/>
-                <w:color w:val="1A1A1A"/>
-                <w:sz w:val="18"/>
-                <w:szCs w:val="18"/>
-              </w:rPr>
               <w:tab/>
             </w:r>
             <w:r>
               <w:rPr>
                 <w:rFonts w:ascii="Avenir Next" w:hAnsi="Avenir Next" w:cs="Avenir Next" w:eastAsia="Avenir Next"/>
                 <w:color w:val="1A1A1A"/>
-                <w:sz w:val="21"/>
+                <w:sz w:val="22"/>
                 <w:szCs w:val="21"/>
               </w:rPr>
               <w:t xml:space="preserve">Divide both sides by 6.</w:t>
@@ -2140,25 +2145,25 @@
                 <w:rFonts w:ascii="Avenir Next" w:hAnsi="Avenir Next" w:cs="Avenir Next" w:eastAsia="Avenir Next"/>
                 <w:b/>
                 <w:color w:val="1A1A1A"/>
+                <w:sz w:val="22"/>
+                <w:szCs w:val="18"/>
+              </w:rPr>
+              <w:t xml:space="preserve">Answer</w:t>
+            </w:r>
+            <w:r>
+              <w:rPr>
+                <w:rFonts w:ascii="Avenir Next" w:hAnsi="Avenir Next" w:cs="Avenir Next" w:eastAsia="Avenir Next"/>
+                <w:color w:val="1A1A1A"/>
                 <w:sz w:val="18"/>
                 <w:szCs w:val="18"/>
               </w:rPr>
-              <w:t xml:space="preserve">Answer</w:t>
-            </w:r>
-            <w:r>
-              <w:rPr>
-                <w:rFonts w:ascii="Avenir Next" w:hAnsi="Avenir Next" w:cs="Avenir Next" w:eastAsia="Avenir Next"/>
-                <w:color w:val="1A1A1A"/>
-                <w:sz w:val="18"/>
-                <w:szCs w:val="18"/>
-              </w:rPr>
               <w:tab/>
             </w:r>
             <w:r>
               <w:rPr>
                 <w:rFonts w:ascii="Avenir Next" w:hAnsi="Avenir Next" w:cs="Avenir Next" w:eastAsia="Avenir Next"/>
                 <w:color w:val="1A1A1A"/>
-                <w:sz w:val="18"/>
+                <w:sz w:val="22"/>
                 <w:szCs w:val="18"/>
               </w:rPr>
               <w:t xml:space="preserve">  seedlings</w:t>
@@ -2307,7 +2312,7 @@
                 <w:rFonts w:ascii="Avenir Next" w:hAnsi="Avenir Next" w:cs="Avenir Next" w:eastAsia="Avenir Next"/>
                 <w:b/>
                 <w:color w:val="003A70"/>
-                <w:sz w:val="17"/>
+                <w:sz w:val="22"/>
                 <w:szCs w:val="17"/>
               </w:rPr>
               <w:t xml:space="preserve">Frame  </w:t>
@@ -2327,10 +2332,30 @@
                 <w:rFonts w:ascii="Avenir Next" w:hAnsi="Avenir Next" w:cs="Avenir Next" w:eastAsia="Avenir Next"/>
                 <w:i/>
                 <w:color w:val="1A1A1A"/>
+                <w:sz w:val="22"/>
+                <w:szCs w:val="18"/>
+              </w:rPr>
+              <w:t xml:space="preserve"> has the greater solution because the same total split into </w:t>
+            </w:r>
+            <w:r>
+              <w:rPr>
+                <w:rFonts w:ascii="Avenir Next" w:hAnsi="Avenir Next" w:cs="Avenir Next" w:eastAsia="Avenir Next"/>
+                <w:color w:val="1A1A1A"/>
                 <w:sz w:val="18"/>
                 <w:szCs w:val="18"/>
-              </w:rPr>
-              <w:t xml:space="preserve"> has the greater solution because the same total split into </w:t>
+                <w:u w:val="single"/>
+              </w:rPr>
+              <w:t xml:space="preserve">      </w:t>
+            </w:r>
+            <w:r>
+              <w:rPr>
+                <w:rFonts w:ascii="Avenir Next" w:hAnsi="Avenir Next" w:cs="Avenir Next" w:eastAsia="Avenir Next"/>
+                <w:i/>
+                <w:color w:val="1A1A1A"/>
+                <w:sz w:val="22"/>
+                <w:szCs w:val="18"/>
+              </w:rPr>
+              <w:t xml:space="preserve"> groups makes each group </w:t>
             </w:r>
             <w:r>
               <w:rPr>
@@ -2347,27 +2372,7 @@
                 <w:rFonts w:ascii="Avenir Next" w:hAnsi="Avenir Next" w:cs="Avenir Next" w:eastAsia="Avenir Next"/>
                 <w:i/>
                 <w:color w:val="1A1A1A"/>
-                <w:sz w:val="18"/>
-                <w:szCs w:val="18"/>
-              </w:rPr>
-              <w:t xml:space="preserve"> groups makes each group </w:t>
-            </w:r>
-            <w:r>
-              <w:rPr>
-                <w:rFonts w:ascii="Avenir Next" w:hAnsi="Avenir Next" w:cs="Avenir Next" w:eastAsia="Avenir Next"/>
-                <w:color w:val="1A1A1A"/>
-                <w:sz w:val="18"/>
-                <w:szCs w:val="18"/>
-                <w:u w:val="single"/>
-              </w:rPr>
-              <w:t xml:space="preserve">      </w:t>
-            </w:r>
-            <w:r>
-              <w:rPr>
-                <w:rFonts w:ascii="Avenir Next" w:hAnsi="Avenir Next" w:cs="Avenir Next" w:eastAsia="Avenir Next"/>
-                <w:i/>
-                <w:color w:val="1A1A1A"/>
-                <w:sz w:val="18"/>
+                <w:sz w:val="22"/>
                 <w:szCs w:val="18"/>
               </w:rPr>
               <w:t xml:space="preserve">.</w:t>
@@ -2496,6 +2501,7 @@
           </w:tcPr>
           <w:p>
             <w:pPr>
+              <w:pStyle w:val="Heading2"/>
               <w:spacing w:before="0" w:after="0" w:line="240" w:lineRule="auto"/>
             </w:pPr>
             <w:r>
@@ -2533,7 +2539,7 @@
               <w:rPr>
                 <w:rFonts w:ascii="Avenir Next" w:hAnsi="Avenir Next" w:cs="Avenir Next" w:eastAsia="Avenir Next"/>
                 <w:color w:val="1A1A1A"/>
-                <w:sz w:val="17"/>
+                <w:sz w:val="22"/>
                 <w:szCs w:val="17"/>
               </w:rPr>
               <w:t xml:space="preserve">  I can do this on my own</w:t>
@@ -2562,7 +2568,7 @@
               <w:rPr>
                 <w:rFonts w:ascii="Avenir Next" w:hAnsi="Avenir Next" w:cs="Avenir Next" w:eastAsia="Avenir Next"/>
                 <w:color w:val="1A1A1A"/>
-                <w:sz w:val="17"/>
+                <w:sz w:val="22"/>
                 <w:szCs w:val="17"/>
               </w:rPr>
               <w:t xml:space="preserve">  I need a little help</w:t>
@@ -2591,7 +2597,7 @@
               <w:rPr>
                 <w:rFonts w:ascii="Avenir Next" w:hAnsi="Avenir Next" w:cs="Avenir Next" w:eastAsia="Avenir Next"/>
                 <w:color w:val="1A1A1A"/>
-                <w:sz w:val="17"/>
+                <w:sz w:val="22"/>
                 <w:szCs w:val="17"/>
               </w:rPr>
               <w:t xml:space="preserve">  I have a question about #</w:t>
@@ -2629,7 +2635,7 @@
         <w:rPr>
           <w:rFonts w:ascii="Avenir Next" w:hAnsi="Avenir Next" w:cs="Avenir Next" w:eastAsia="Avenir Next"/>
           <w:color w:val="5A5F66"/>
-          <w:sz w:val="17"/>
+          <w:sz w:val="22"/>
           <w:szCs w:val="17"/>
         </w:rPr>
         <w:t xml:space="preserve">Find a package with equal parts (eggs, juice boxes, crayons). Write a multiplication equation for it and solve for one part.</w:t>
@@ -2712,14 +2718,15 @@
           <w:caps/>
           <w:color w:val="003A70"/>
           <w:spacing w:val="12"/>
-          <w:sz w:val="21"/>
+          <w:sz w:val="22"/>
           <w:szCs w:val="21"/>
         </w:rPr>
-        <w:t xml:space="preserve">Lesson 8-3  ·  Homework Packet  ·  Level 1  ·  Sheet 2 of 2</w:t>
+        <w:t xml:space="preserve">Lesson 8-3  ·  Homework Packet  ·  Supported  ·  Session 2 · pages 3–4</w:t>
       </w:r>
     </w:p>
     <w:p>
       <w:pPr>
+        <w:pStyle w:val="Heading1"/>
         <w:keepNext/>
         <w:spacing w:before="0" w:after="10" w:line="240" w:lineRule="auto"/>
       </w:pPr>
@@ -2745,7 +2752,7 @@
         <w:rPr>
           <w:rFonts w:ascii="Avenir Next" w:hAnsi="Avenir Next" w:cs="Avenir Next" w:eastAsia="Avenir Next"/>
           <w:color w:val="5A5F66"/>
-          <w:sz w:val="17"/>
+          <w:sz w:val="22"/>
           <w:szCs w:val="17"/>
         </w:rPr>
         <w:t xml:space="preserve">Maryland Standard 6.EE.B.7   ·   Learning target — I can solve a division equation by multiplying both sides by the same number.</w:t>
@@ -2792,6 +2799,7 @@
           </w:tcPr>
           <w:p>
             <w:pPr>
+              <w:pStyle w:val="Heading2"/>
               <w:spacing w:before="0" w:after="40" w:line="264" w:lineRule="auto"/>
             </w:pPr>
             <w:r>
@@ -2819,10 +2827,95 @@
                 <w:rFonts w:ascii="Avenir Next" w:hAnsi="Avenir Next" w:cs="Avenir Next" w:eastAsia="Avenir Next"/>
                 <w:b/>
                 <w:color w:val="003A70"/>
+                <w:sz w:val="22"/>
+                <w:szCs w:val="18"/>
+              </w:rPr>
+              <w:t xml:space="preserve">•</w:t>
+            </w:r>
+            <w:r>
+              <w:rPr>
+                <w:rFonts w:ascii="Avenir Next" w:hAnsi="Avenir Next" w:cs="Avenir Next" w:eastAsia="Avenir Next"/>
+                <w:color w:val="1A1A1A"/>
                 <w:sz w:val="18"/>
                 <w:szCs w:val="18"/>
               </w:rPr>
-              <w:t xml:space="preserve">•</w:t>
+              <w:tab/>
+            </w:r>
+            <w:r>
+              <w:rPr>
+                <w:rFonts w:ascii="Avenir Next" w:hAnsi="Avenir Next" w:cs="Avenir Next" w:eastAsia="Avenir Next"/>
+                <w:color w:val="1A1A1A"/>
+                <w:sz w:val="22"/>
+                <w:szCs w:val="18"/>
+              </w:rPr>
+              <w:t xml:space="preserve">To solve </w:t>
+            </w:r>
+            <w:r>
+              <w:rPr>
+                <w:rFonts w:ascii="Avenir Next" w:hAnsi="Avenir Next" w:cs="Avenir Next" w:eastAsia="Avenir Next"/>
+                <w:i/>
+                <w:color w:val="1A1A1A"/>
+                <w:sz w:val="22"/>
+                <w:szCs w:val="18"/>
+              </w:rPr>
+              <w:t xml:space="preserve">x</w:t>
+            </w:r>
+            <w:r>
+              <w:rPr>
+                <w:rFonts w:ascii="Avenir Next" w:hAnsi="Avenir Next" w:cs="Avenir Next" w:eastAsia="Avenir Next"/>
+                <w:color w:val="1A1A1A"/>
+                <w:sz w:val="22"/>
+                <w:szCs w:val="18"/>
+              </w:rPr>
+              <w:t xml:space="preserve"> ÷ </w:t>
+            </w:r>
+            <w:r>
+              <w:rPr>
+                <w:rFonts w:ascii="Avenir Next" w:hAnsi="Avenir Next" w:cs="Avenir Next" w:eastAsia="Avenir Next"/>
+                <w:i/>
+                <w:color w:val="1A1A1A"/>
+                <w:sz w:val="22"/>
+                <w:szCs w:val="18"/>
+              </w:rPr>
+              <w:t xml:space="preserve">a</w:t>
+            </w:r>
+            <w:r>
+              <w:rPr>
+                <w:rFonts w:ascii="Avenir Next" w:hAnsi="Avenir Next" w:cs="Avenir Next" w:eastAsia="Avenir Next"/>
+                <w:color w:val="1A1A1A"/>
+                <w:sz w:val="22"/>
+                <w:szCs w:val="18"/>
+              </w:rPr>
+              <w:t xml:space="preserve"> = </w:t>
+            </w:r>
+            <w:r>
+              <w:rPr>
+                <w:rFonts w:ascii="Avenir Next" w:hAnsi="Avenir Next" w:cs="Avenir Next" w:eastAsia="Avenir Next"/>
+                <w:i/>
+                <w:color w:val="1A1A1A"/>
+                <w:sz w:val="22"/>
+                <w:szCs w:val="18"/>
+              </w:rPr>
+              <w:t xml:space="preserve">b</w:t>
+            </w:r>
+            <w:r>
+              <w:rPr>
+                <w:rFonts w:ascii="Avenir Next" w:hAnsi="Avenir Next" w:cs="Avenir Next" w:eastAsia="Avenir Next"/>
+                <w:color w:val="1A1A1A"/>
+                <w:sz w:val="22"/>
+                <w:szCs w:val="18"/>
+              </w:rPr>
+              <w:t xml:space="preserve">, </w:t>
+            </w:r>
+            <w:r>
+              <w:rPr>
+                <w:rFonts w:ascii="Avenir Next" w:hAnsi="Avenir Next" w:cs="Avenir Next" w:eastAsia="Avenir Next"/>
+                <w:b/>
+                <w:color w:val="1A1A1A"/>
+                <w:sz w:val="22"/>
+                <w:szCs w:val="18"/>
+              </w:rPr>
+              <w:t xml:space="preserve">multiply both sides by</w:t>
             </w:r>
             <w:r>
               <w:rPr>
@@ -2831,42 +2924,14 @@
                 <w:sz w:val="18"/>
                 <w:szCs w:val="18"/>
               </w:rPr>
-              <w:tab/>
-            </w:r>
-            <w:r>
-              <w:rPr>
-                <w:rFonts w:ascii="Avenir Next" w:hAnsi="Avenir Next" w:cs="Avenir Next" w:eastAsia="Avenir Next"/>
-                <w:color w:val="1A1A1A"/>
-                <w:sz w:val="18"/>
-                <w:szCs w:val="18"/>
-              </w:rPr>
-              <w:t xml:space="preserve">To solve </w:t>
+              <w:t xml:space="preserve"> </w:t>
             </w:r>
             <w:r>
               <w:rPr>
                 <w:rFonts w:ascii="Avenir Next" w:hAnsi="Avenir Next" w:cs="Avenir Next" w:eastAsia="Avenir Next"/>
                 <w:i/>
                 <w:color w:val="1A1A1A"/>
-                <w:sz w:val="18"/>
-                <w:szCs w:val="18"/>
-              </w:rPr>
-              <w:t xml:space="preserve">x</w:t>
-            </w:r>
-            <w:r>
-              <w:rPr>
-                <w:rFonts w:ascii="Avenir Next" w:hAnsi="Avenir Next" w:cs="Avenir Next" w:eastAsia="Avenir Next"/>
-                <w:color w:val="1A1A1A"/>
-                <w:sz w:val="18"/>
-                <w:szCs w:val="18"/>
-              </w:rPr>
-              <w:t xml:space="preserve"> ÷ </w:t>
-            </w:r>
-            <w:r>
-              <w:rPr>
-                <w:rFonts w:ascii="Avenir Next" w:hAnsi="Avenir Next" w:cs="Avenir Next" w:eastAsia="Avenir Next"/>
-                <w:i/>
-                <w:color w:val="1A1A1A"/>
-                <w:sz w:val="18"/>
+                <w:sz w:val="22"/>
                 <w:szCs w:val="18"/>
               </w:rPr>
               <w:t xml:space="preserve">a</w:t>
@@ -2875,64 +2940,7 @@
               <w:rPr>
                 <w:rFonts w:ascii="Avenir Next" w:hAnsi="Avenir Next" w:cs="Avenir Next" w:eastAsia="Avenir Next"/>
                 <w:color w:val="1A1A1A"/>
-                <w:sz w:val="18"/>
-                <w:szCs w:val="18"/>
-              </w:rPr>
-              <w:t xml:space="preserve"> = </w:t>
-            </w:r>
-            <w:r>
-              <w:rPr>
-                <w:rFonts w:ascii="Avenir Next" w:hAnsi="Avenir Next" w:cs="Avenir Next" w:eastAsia="Avenir Next"/>
-                <w:i/>
-                <w:color w:val="1A1A1A"/>
-                <w:sz w:val="18"/>
-                <w:szCs w:val="18"/>
-              </w:rPr>
-              <w:t xml:space="preserve">b</w:t>
-            </w:r>
-            <w:r>
-              <w:rPr>
-                <w:rFonts w:ascii="Avenir Next" w:hAnsi="Avenir Next" w:cs="Avenir Next" w:eastAsia="Avenir Next"/>
-                <w:color w:val="1A1A1A"/>
-                <w:sz w:val="18"/>
-                <w:szCs w:val="18"/>
-              </w:rPr>
-              <w:t xml:space="preserve">, </w:t>
-            </w:r>
-            <w:r>
-              <w:rPr>
-                <w:rFonts w:ascii="Avenir Next" w:hAnsi="Avenir Next" w:cs="Avenir Next" w:eastAsia="Avenir Next"/>
-                <w:b/>
-                <w:color w:val="1A1A1A"/>
-                <w:sz w:val="18"/>
-                <w:szCs w:val="18"/>
-              </w:rPr>
-              <w:t xml:space="preserve">multiply both sides by</w:t>
-            </w:r>
-            <w:r>
-              <w:rPr>
-                <w:rFonts w:ascii="Avenir Next" w:hAnsi="Avenir Next" w:cs="Avenir Next" w:eastAsia="Avenir Next"/>
-                <w:color w:val="1A1A1A"/>
-                <w:sz w:val="18"/>
-                <w:szCs w:val="18"/>
-              </w:rPr>
-              <w:t xml:space="preserve"> </w:t>
-            </w:r>
-            <w:r>
-              <w:rPr>
-                <w:rFonts w:ascii="Avenir Next" w:hAnsi="Avenir Next" w:cs="Avenir Next" w:eastAsia="Avenir Next"/>
-                <w:i/>
-                <w:color w:val="1A1A1A"/>
-                <w:sz w:val="18"/>
-                <w:szCs w:val="18"/>
-              </w:rPr>
-              <w:t xml:space="preserve">a</w:t>
-            </w:r>
-            <w:r>
-              <w:rPr>
-                <w:rFonts w:ascii="Avenir Next" w:hAnsi="Avenir Next" w:cs="Avenir Next" w:eastAsia="Avenir Next"/>
-                <w:color w:val="1A1A1A"/>
-                <w:sz w:val="18"/>
+                <w:sz w:val="22"/>
                 <w:szCs w:val="18"/>
               </w:rPr>
               <w:t xml:space="preserve">.</w:t>
@@ -2951,25 +2959,25 @@
                 <w:rFonts w:ascii="Avenir Next" w:hAnsi="Avenir Next" w:cs="Avenir Next" w:eastAsia="Avenir Next"/>
                 <w:b/>
                 <w:color w:val="003A70"/>
+                <w:sz w:val="22"/>
+                <w:szCs w:val="18"/>
+              </w:rPr>
+              <w:t xml:space="preserve">•</w:t>
+            </w:r>
+            <w:r>
+              <w:rPr>
+                <w:rFonts w:ascii="Avenir Next" w:hAnsi="Avenir Next" w:cs="Avenir Next" w:eastAsia="Avenir Next"/>
+                <w:color w:val="1A1A1A"/>
                 <w:sz w:val="18"/>
                 <w:szCs w:val="18"/>
               </w:rPr>
-              <w:t xml:space="preserve">•</w:t>
-            </w:r>
-            <w:r>
-              <w:rPr>
-                <w:rFonts w:ascii="Avenir Next" w:hAnsi="Avenir Next" w:cs="Avenir Next" w:eastAsia="Avenir Next"/>
-                <w:color w:val="1A1A1A"/>
-                <w:sz w:val="18"/>
-                <w:szCs w:val="18"/>
-              </w:rPr>
               <w:tab/>
             </w:r>
             <w:r>
               <w:rPr>
                 <w:rFonts w:ascii="Avenir Next" w:hAnsi="Avenir Next" w:cs="Avenir Next" w:eastAsia="Avenir Next"/>
                 <w:color w:val="1A1A1A"/>
-                <w:sz w:val="18"/>
+                <w:sz w:val="22"/>
                 <w:szCs w:val="18"/>
               </w:rPr>
               <w:t xml:space="preserve">The solution is the </w:t>
@@ -2979,7 +2987,7 @@
                 <w:rFonts w:ascii="Avenir Next" w:hAnsi="Avenir Next" w:cs="Avenir Next" w:eastAsia="Avenir Next"/>
                 <w:b/>
                 <w:color w:val="1A1A1A"/>
-                <w:sz w:val="18"/>
+                <w:sz w:val="22"/>
                 <w:szCs w:val="18"/>
               </w:rPr>
               <w:t xml:space="preserve">whole</w:t>
@@ -2988,7 +2996,7 @@
               <w:rPr>
                 <w:rFonts w:ascii="Avenir Next" w:hAnsi="Avenir Next" w:cs="Avenir Next" w:eastAsia="Avenir Next"/>
                 <w:color w:val="1A1A1A"/>
-                <w:sz w:val="18"/>
+                <w:sz w:val="22"/>
                 <w:szCs w:val="18"/>
               </w:rPr>
               <w:t xml:space="preserve">, so it is greater than </w:t>
@@ -2998,7 +3006,7 @@
                 <w:rFonts w:ascii="Avenir Next" w:hAnsi="Avenir Next" w:cs="Avenir Next" w:eastAsia="Avenir Next"/>
                 <w:i/>
                 <w:color w:val="1A1A1A"/>
-                <w:sz w:val="18"/>
+                <w:sz w:val="22"/>
                 <w:szCs w:val="18"/>
               </w:rPr>
               <w:t xml:space="preserve">b</w:t>
@@ -3007,7 +3015,7 @@
               <w:rPr>
                 <w:rFonts w:ascii="Avenir Next" w:hAnsi="Avenir Next" w:cs="Avenir Next" w:eastAsia="Avenir Next"/>
                 <w:color w:val="1A1A1A"/>
-                <w:sz w:val="18"/>
+                <w:sz w:val="22"/>
                 <w:szCs w:val="18"/>
               </w:rPr>
               <w:t xml:space="preserve">.</w:t>
@@ -3026,18 +3034,18 @@
                 <w:rFonts w:ascii="Avenir Next" w:hAnsi="Avenir Next" w:cs="Avenir Next" w:eastAsia="Avenir Next"/>
                 <w:b/>
                 <w:color w:val="003A70"/>
+                <w:sz w:val="22"/>
+                <w:szCs w:val="18"/>
+              </w:rPr>
+              <w:t xml:space="preserve">•</w:t>
+            </w:r>
+            <w:r>
+              <w:rPr>
+                <w:rFonts w:ascii="Avenir Next" w:hAnsi="Avenir Next" w:cs="Avenir Next" w:eastAsia="Avenir Next"/>
+                <w:color w:val="1A1A1A"/>
                 <w:sz w:val="18"/>
                 <w:szCs w:val="18"/>
               </w:rPr>
-              <w:t xml:space="preserve">•</w:t>
-            </w:r>
-            <w:r>
-              <w:rPr>
-                <w:rFonts w:ascii="Avenir Next" w:hAnsi="Avenir Next" w:cs="Avenir Next" w:eastAsia="Avenir Next"/>
-                <w:color w:val="1A1A1A"/>
-                <w:sz w:val="18"/>
-                <w:szCs w:val="18"/>
-              </w:rPr>
               <w:tab/>
             </w:r>
             <w:r>
@@ -3045,7 +3053,7 @@
                 <w:rFonts w:ascii="Avenir Next" w:hAnsi="Avenir Next" w:cs="Avenir Next" w:eastAsia="Avenir Next"/>
                 <w:b/>
                 <w:color w:val="1A1A1A"/>
-                <w:sz w:val="18"/>
+                <w:sz w:val="22"/>
                 <w:szCs w:val="18"/>
               </w:rPr>
               <w:t xml:space="preserve">Check</w:t>
@@ -3054,7 +3062,7 @@
               <w:rPr>
                 <w:rFonts w:ascii="Avenir Next" w:hAnsi="Avenir Next" w:cs="Avenir Next" w:eastAsia="Avenir Next"/>
                 <w:color w:val="1A1A1A"/>
-                <w:sz w:val="18"/>
+                <w:sz w:val="22"/>
                 <w:szCs w:val="18"/>
               </w:rPr>
               <w:t xml:space="preserve">: divide your solution by </w:t>
@@ -3064,7 +3072,7 @@
                 <w:rFonts w:ascii="Avenir Next" w:hAnsi="Avenir Next" w:cs="Avenir Next" w:eastAsia="Avenir Next"/>
                 <w:i/>
                 <w:color w:val="1A1A1A"/>
-                <w:sz w:val="18"/>
+                <w:sz w:val="22"/>
                 <w:szCs w:val="18"/>
               </w:rPr>
               <w:t xml:space="preserve">a</w:t>
@@ -3073,7 +3081,7 @@
               <w:rPr>
                 <w:rFonts w:ascii="Avenir Next" w:hAnsi="Avenir Next" w:cs="Avenir Next" w:eastAsia="Avenir Next"/>
                 <w:color w:val="1A1A1A"/>
-                <w:sz w:val="18"/>
+                <w:sz w:val="22"/>
                 <w:szCs w:val="18"/>
               </w:rPr>
               <w:t xml:space="preserve">.</w:t>
@@ -3088,6 +3096,7 @@
           </w:tcPr>
           <w:p>
             <w:pPr>
+              <w:pStyle w:val="Heading2"/>
               <w:spacing w:before="0" w:after="40" w:line="264" w:lineRule="auto"/>
             </w:pPr>
             <w:r>
@@ -3110,7 +3119,7 @@
               <w:rPr>
                 <w:rFonts w:ascii="Avenir Next" w:hAnsi="Avenir Next" w:cs="Avenir Next" w:eastAsia="Avenir Next"/>
                 <w:color w:val="1A1A1A"/>
-                <w:sz w:val="17"/>
+                <w:sz w:val="22"/>
                 <w:szCs w:val="17"/>
               </w:rPr>
               <w:t xml:space="preserve">Solve </w:t>
@@ -3120,7 +3129,7 @@
                 <w:rFonts w:ascii="Avenir Next" w:hAnsi="Avenir Next" w:cs="Avenir Next" w:eastAsia="Avenir Next"/>
                 <w:i/>
                 <w:color w:val="1A1A1A"/>
-                <w:sz w:val="17"/>
+                <w:sz w:val="22"/>
                 <w:szCs w:val="17"/>
               </w:rPr>
               <w:t xml:space="preserve">n</w:t>
@@ -3129,7 +3138,7 @@
               <w:rPr>
                 <w:rFonts w:ascii="Avenir Next" w:hAnsi="Avenir Next" w:cs="Avenir Next" w:eastAsia="Avenir Next"/>
                 <w:color w:val="1A1A1A"/>
-                <w:sz w:val="17"/>
+                <w:sz w:val="22"/>
                 <w:szCs w:val="17"/>
               </w:rPr>
               <w:t xml:space="preserve"> ÷ 4 = 15.</w:t>
@@ -3148,44 +3157,44 @@
                 <w:rFonts w:ascii="Avenir Next" w:hAnsi="Avenir Next" w:cs="Avenir Next" w:eastAsia="Avenir Next"/>
                 <w:b/>
                 <w:color w:val="003A70"/>
+                <w:sz w:val="22"/>
+                <w:szCs w:val="17"/>
+              </w:rPr>
+              <w:t xml:space="preserve">Step 1</w:t>
+            </w:r>
+            <w:r>
+              <w:rPr>
+                <w:rFonts w:ascii="Avenir Next" w:hAnsi="Avenir Next" w:cs="Avenir Next" w:eastAsia="Avenir Next"/>
+                <w:color w:val="1A1A1A"/>
                 <w:sz w:val="17"/>
                 <w:szCs w:val="17"/>
               </w:rPr>
-              <w:t xml:space="preserve">Step 1</w:t>
-            </w:r>
-            <w:r>
-              <w:rPr>
-                <w:rFonts w:ascii="Avenir Next" w:hAnsi="Avenir Next" w:cs="Avenir Next" w:eastAsia="Avenir Next"/>
-                <w:color w:val="1A1A1A"/>
-                <w:sz w:val="17"/>
+              <w:tab/>
+            </w:r>
+            <w:r>
+              <w:rPr>
+                <w:rFonts w:ascii="Avenir Next" w:hAnsi="Avenir Next" w:cs="Avenir Next" w:eastAsia="Avenir Next"/>
+                <w:color w:val="1A1A1A"/>
+                <w:sz w:val="22"/>
                 <w:szCs w:val="17"/>
               </w:rPr>
-              <w:tab/>
-            </w:r>
-            <w:r>
-              <w:rPr>
-                <w:rFonts w:ascii="Avenir Next" w:hAnsi="Avenir Next" w:cs="Avenir Next" w:eastAsia="Avenir Next"/>
-                <w:color w:val="1A1A1A"/>
-                <w:sz w:val="17"/>
+              <w:t xml:space="preserve">Multiply both sides by 4: </w:t>
+            </w:r>
+            <w:r>
+              <w:rPr>
+                <w:rFonts w:ascii="Avenir Next" w:hAnsi="Avenir Next" w:cs="Avenir Next" w:eastAsia="Avenir Next"/>
+                <w:i/>
+                <w:color w:val="1A1A1A"/>
+                <w:sz w:val="22"/>
                 <w:szCs w:val="17"/>
               </w:rPr>
-              <w:t xml:space="preserve">Multiply both sides by 4: </w:t>
-            </w:r>
-            <w:r>
-              <w:rPr>
-                <w:rFonts w:ascii="Avenir Next" w:hAnsi="Avenir Next" w:cs="Avenir Next" w:eastAsia="Avenir Next"/>
-                <w:i/>
-                <w:color w:val="1A1A1A"/>
-                <w:sz w:val="17"/>
-                <w:szCs w:val="17"/>
-              </w:rPr>
               <w:t xml:space="preserve">n</w:t>
             </w:r>
             <w:r>
               <w:rPr>
                 <w:rFonts w:ascii="Avenir Next" w:hAnsi="Avenir Next" w:cs="Avenir Next" w:eastAsia="Avenir Next"/>
                 <w:color w:val="1A1A1A"/>
-                <w:sz w:val="17"/>
+                <w:sz w:val="22"/>
                 <w:szCs w:val="17"/>
               </w:rPr>
               <w:t xml:space="preserve"> = 15 × 4 = 60</w:t>
@@ -3204,25 +3213,25 @@
                 <w:rFonts w:ascii="Avenir Next" w:hAnsi="Avenir Next" w:cs="Avenir Next" w:eastAsia="Avenir Next"/>
                 <w:b/>
                 <w:color w:val="003A70"/>
+                <w:sz w:val="22"/>
+                <w:szCs w:val="17"/>
+              </w:rPr>
+              <w:t xml:space="preserve">Step 2</w:t>
+            </w:r>
+            <w:r>
+              <w:rPr>
+                <w:rFonts w:ascii="Avenir Next" w:hAnsi="Avenir Next" w:cs="Avenir Next" w:eastAsia="Avenir Next"/>
+                <w:color w:val="1A1A1A"/>
                 <w:sz w:val="17"/>
                 <w:szCs w:val="17"/>
               </w:rPr>
-              <w:t xml:space="preserve">Step 2</w:t>
-            </w:r>
-            <w:r>
-              <w:rPr>
-                <w:rFonts w:ascii="Avenir Next" w:hAnsi="Avenir Next" w:cs="Avenir Next" w:eastAsia="Avenir Next"/>
-                <w:color w:val="1A1A1A"/>
-                <w:sz w:val="17"/>
-                <w:szCs w:val="17"/>
-              </w:rPr>
               <w:tab/>
             </w:r>
             <w:r>
               <w:rPr>
                 <w:rFonts w:ascii="Avenir Next" w:hAnsi="Avenir Next" w:cs="Avenir Next" w:eastAsia="Avenir Next"/>
                 <w:color w:val="1A1A1A"/>
-                <w:sz w:val="17"/>
+                <w:sz w:val="22"/>
                 <w:szCs w:val="17"/>
               </w:rPr>
               <w:t xml:space="preserve">Check: 60 ÷ 4 = 15, so it checks.</w:t>
@@ -3241,29 +3250,29 @@
                 <w:rFonts w:ascii="Avenir Next" w:hAnsi="Avenir Next" w:cs="Avenir Next" w:eastAsia="Avenir Next"/>
                 <w:b/>
                 <w:color w:val="1A1A1A"/>
+                <w:sz w:val="22"/>
+                <w:szCs w:val="17"/>
+              </w:rPr>
+              <w:t xml:space="preserve">Answer</w:t>
+            </w:r>
+            <w:r>
+              <w:rPr>
+                <w:rFonts w:ascii="Avenir Next" w:hAnsi="Avenir Next" w:cs="Avenir Next" w:eastAsia="Avenir Next"/>
+                <w:color w:val="1A1A1A"/>
                 <w:sz w:val="17"/>
                 <w:szCs w:val="17"/>
               </w:rPr>
-              <w:t xml:space="preserve">Answer</w:t>
-            </w:r>
-            <w:r>
-              <w:rPr>
-                <w:rFonts w:ascii="Avenir Next" w:hAnsi="Avenir Next" w:cs="Avenir Next" w:eastAsia="Avenir Next"/>
-                <w:color w:val="1A1A1A"/>
-                <w:sz w:val="17"/>
+              <w:tab/>
+            </w:r>
+            <w:r>
+              <w:rPr>
+                <w:rFonts w:ascii="Avenir Next" w:hAnsi="Avenir Next" w:cs="Avenir Next" w:eastAsia="Avenir Next"/>
+                <w:b/>
+                <w:i/>
+                <w:color w:val="1A1A1A"/>
+                <w:sz w:val="22"/>
                 <w:szCs w:val="17"/>
               </w:rPr>
-              <w:tab/>
-            </w:r>
-            <w:r>
-              <w:rPr>
-                <w:rFonts w:ascii="Avenir Next" w:hAnsi="Avenir Next" w:cs="Avenir Next" w:eastAsia="Avenir Next"/>
-                <w:b/>
-                <w:i/>
-                <w:color w:val="1A1A1A"/>
-                <w:sz w:val="17"/>
-                <w:szCs w:val="17"/>
-              </w:rPr>
               <w:t xml:space="preserve">n</w:t>
             </w:r>
             <w:r>
@@ -3271,7 +3280,7 @@
                 <w:rFonts w:ascii="Avenir Next" w:hAnsi="Avenir Next" w:cs="Avenir Next" w:eastAsia="Avenir Next"/>
                 <w:b/>
                 <w:color w:val="1A1A1A"/>
-                <w:sz w:val="17"/>
+                <w:sz w:val="22"/>
                 <w:szCs w:val="17"/>
               </w:rPr>
               <w:t xml:space="preserve"> = 60</w:t>
@@ -3321,6 +3330,7 @@
           </w:tcPr>
           <w:p>
             <w:pPr>
+              <w:pStyle w:val="Heading2"/>
               <w:spacing w:before="0" w:after="40" w:line="264" w:lineRule="auto"/>
             </w:pPr>
             <w:r>
@@ -3344,7 +3354,7 @@
                 <w:rFonts w:ascii="Avenir Next" w:hAnsi="Avenir Next" w:cs="Avenir Next" w:eastAsia="Avenir Next"/>
                 <w:b/>
                 <w:color w:val="1A1A1A"/>
-                <w:sz w:val="21"/>
+                <w:sz w:val="22"/>
                 <w:szCs w:val="21"/>
               </w:rPr>
               <w:t xml:space="preserve">divisor</w:t>
@@ -3353,7 +3363,7 @@
               <w:rPr>
                 <w:rFonts w:ascii="Avenir Next" w:hAnsi="Avenir Next" w:cs="Avenir Next" w:eastAsia="Avenir Next"/>
                 <w:color w:val="5A5F66"/>
-                <w:sz w:val="21"/>
+                <w:sz w:val="22"/>
                 <w:szCs w:val="21"/>
               </w:rPr>
               <w:t xml:space="preserve"> — </w:t>
@@ -3362,7 +3372,7 @@
               <w:rPr>
                 <w:rFonts w:ascii="Avenir Next" w:hAnsi="Avenir Next" w:cs="Avenir Next" w:eastAsia="Avenir Next"/>
                 <w:color w:val="1A1A1A"/>
-                <w:sz w:val="21"/>
+                <w:sz w:val="22"/>
                 <w:szCs w:val="21"/>
               </w:rPr>
               <w:t xml:space="preserve">the number you divide by</w:t>
@@ -3377,7 +3387,7 @@
                 <w:rFonts w:ascii="Avenir Next" w:hAnsi="Avenir Next" w:cs="Avenir Next" w:eastAsia="Avenir Next"/>
                 <w:b/>
                 <w:color w:val="1A1A1A"/>
-                <w:sz w:val="21"/>
+                <w:sz w:val="22"/>
                 <w:szCs w:val="21"/>
               </w:rPr>
               <w:t xml:space="preserve">multiply both sides</w:t>
@@ -3386,7 +3396,7 @@
               <w:rPr>
                 <w:rFonts w:ascii="Avenir Next" w:hAnsi="Avenir Next" w:cs="Avenir Next" w:eastAsia="Avenir Next"/>
                 <w:color w:val="5A5F66"/>
-                <w:sz w:val="21"/>
+                <w:sz w:val="22"/>
                 <w:szCs w:val="21"/>
               </w:rPr>
               <w:t xml:space="preserve"> — </w:t>
@@ -3395,7 +3405,7 @@
               <w:rPr>
                 <w:rFonts w:ascii="Avenir Next" w:hAnsi="Avenir Next" w:cs="Avenir Next" w:eastAsia="Avenir Next"/>
                 <w:color w:val="1A1A1A"/>
-                <w:sz w:val="21"/>
+                <w:sz w:val="22"/>
                 <w:szCs w:val="21"/>
               </w:rPr>
               <w:t xml:space="preserve">undo the divide</w:t>
@@ -3421,7 +3431,7 @@
                 <w:rFonts w:ascii="Avenir Next" w:hAnsi="Avenir Next" w:cs="Avenir Next" w:eastAsia="Avenir Next"/>
                 <w:b/>
                 <w:color w:val="1A1A1A"/>
-                <w:sz w:val="21"/>
+                <w:sz w:val="22"/>
                 <w:szCs w:val="21"/>
               </w:rPr>
               <w:t xml:space="preserve">share equally</w:t>
@@ -3430,7 +3440,7 @@
               <w:rPr>
                 <w:rFonts w:ascii="Avenir Next" w:hAnsi="Avenir Next" w:cs="Avenir Next" w:eastAsia="Avenir Next"/>
                 <w:color w:val="5A5F66"/>
-                <w:sz w:val="21"/>
+                <w:sz w:val="22"/>
                 <w:szCs w:val="21"/>
               </w:rPr>
               <w:t xml:space="preserve"> — </w:t>
@@ -3439,7 +3449,7 @@
               <w:rPr>
                 <w:rFonts w:ascii="Avenir Next" w:hAnsi="Avenir Next" w:cs="Avenir Next" w:eastAsia="Avenir Next"/>
                 <w:color w:val="1A1A1A"/>
-                <w:sz w:val="21"/>
+                <w:sz w:val="22"/>
                 <w:szCs w:val="21"/>
               </w:rPr>
               <w:t xml:space="preserve">split into equal groups</w:t>
@@ -3450,6 +3460,7 @@
     </w:tbl>
     <w:p>
       <w:pPr>
+        <w:pStyle w:val="Heading2"/>
         <w:keepNext/>
         <w:pBdr>
           <w:bottom w:val="single" w:sz="8" w:space="3" w:color="003A70"/>
@@ -3465,7 +3476,7 @@
           <w:b/>
           <w:color w:val="003A70"/>
           <w:spacing w:val="14"/>
-          <w:sz w:val="21"/>
+          <w:sz w:val="22"/>
           <w:szCs w:val="21"/>
         </w:rPr>
         <w:t xml:space="preserve">PRACTICE</w:t>
@@ -3484,7 +3495,7 @@
           <w:rFonts w:ascii="Avenir Next" w:hAnsi="Avenir Next" w:cs="Avenir Next" w:eastAsia="Avenir Next"/>
           <w:i/>
           <w:color w:val="5A5F66"/>
-          <w:sz w:val="17"/>
+          <w:sz w:val="22"/>
           <w:szCs w:val="17"/>
         </w:rPr>
         <w:t xml:space="preserve">show your work · label units</w:t>
@@ -3915,7 +3926,7 @@
               <w:drawing>
                 <wp:inline distT="0" distB="0" distL="0" distR="0">
                   <wp:extent cx="3291840" cy="551025"/>
-                  <wp:docPr id="3" name="Figure 3"/>
+                  <wp:docPr id="3" name="Figure 3" descr="Tape diagram. : 3 equal sections; section labels 17, 17, 17. Total label: t."/>
                   <a:graphic xmlns:a="http://schemas.openxmlformats.org/drawingml/2006/main">
                     <a:graphicData uri="http://schemas.openxmlformats.org/drawingml/2006/picture">
                       <pic:pic xmlns:pic="http://schemas.openxmlformats.org/drawingml/2006/picture">
@@ -3958,7 +3969,7 @@
                 <w:rFonts w:ascii="Avenir Next" w:hAnsi="Avenir Next" w:cs="Avenir Next" w:eastAsia="Avenir Next"/>
                 <w:b/>
                 <w:color w:val="1A1A1A"/>
-                <w:sz w:val="18"/>
+                <w:sz w:val="22"/>
                 <w:szCs w:val="18"/>
               </w:rPr>
               <w:t xml:space="preserve">Equation and solution</w:t>
@@ -4119,25 +4130,25 @@
                 <w:rFonts w:ascii="Avenir Next" w:hAnsi="Avenir Next" w:cs="Avenir Next" w:eastAsia="Avenir Next"/>
                 <w:b/>
                 <w:color w:val="003A70"/>
+                <w:sz w:val="22"/>
+                <w:szCs w:val="18"/>
+              </w:rPr>
+              <w:t xml:space="preserve">Step 1</w:t>
+            </w:r>
+            <w:r>
+              <w:rPr>
+                <w:rFonts w:ascii="Avenir Next" w:hAnsi="Avenir Next" w:cs="Avenir Next" w:eastAsia="Avenir Next"/>
+                <w:color w:val="1A1A1A"/>
                 <w:sz w:val="18"/>
                 <w:szCs w:val="18"/>
               </w:rPr>
-              <w:t xml:space="preserve">Step 1</w:t>
-            </w:r>
-            <w:r>
-              <w:rPr>
-                <w:rFonts w:ascii="Avenir Next" w:hAnsi="Avenir Next" w:cs="Avenir Next" w:eastAsia="Avenir Next"/>
-                <w:color w:val="1A1A1A"/>
-                <w:sz w:val="18"/>
-                <w:szCs w:val="18"/>
-              </w:rPr>
               <w:tab/>
             </w:r>
             <w:r>
               <w:rPr>
                 <w:rFonts w:ascii="Avenir Next" w:hAnsi="Avenir Next" w:cs="Avenir Next" w:eastAsia="Avenir Next"/>
                 <w:color w:val="1A1A1A"/>
-                <w:sz w:val="21"/>
+                <w:sz w:val="22"/>
                 <w:szCs w:val="21"/>
               </w:rPr>
               <w:t xml:space="preserve">Whole rope ÷ 8 = one piece.</w:t>
@@ -4157,25 +4168,25 @@
                 <w:rFonts w:ascii="Avenir Next" w:hAnsi="Avenir Next" w:cs="Avenir Next" w:eastAsia="Avenir Next"/>
                 <w:b/>
                 <w:color w:val="003A70"/>
+                <w:sz w:val="22"/>
+                <w:szCs w:val="18"/>
+              </w:rPr>
+              <w:t xml:space="preserve">Step 2</w:t>
+            </w:r>
+            <w:r>
+              <w:rPr>
+                <w:rFonts w:ascii="Avenir Next" w:hAnsi="Avenir Next" w:cs="Avenir Next" w:eastAsia="Avenir Next"/>
+                <w:color w:val="1A1A1A"/>
                 <w:sz w:val="18"/>
                 <w:szCs w:val="18"/>
               </w:rPr>
-              <w:t xml:space="preserve">Step 2</w:t>
-            </w:r>
-            <w:r>
-              <w:rPr>
-                <w:rFonts w:ascii="Avenir Next" w:hAnsi="Avenir Next" w:cs="Avenir Next" w:eastAsia="Avenir Next"/>
-                <w:color w:val="1A1A1A"/>
-                <w:sz w:val="18"/>
-                <w:szCs w:val="18"/>
-              </w:rPr>
               <w:tab/>
             </w:r>
             <w:r>
               <w:rPr>
                 <w:rFonts w:ascii="Avenir Next" w:hAnsi="Avenir Next" w:cs="Avenir Next" w:eastAsia="Avenir Next"/>
                 <w:color w:val="1A1A1A"/>
-                <w:sz w:val="21"/>
+                <w:sz w:val="22"/>
                 <w:szCs w:val="21"/>
               </w:rPr>
               <w:t xml:space="preserve">Multiply both sides by 8.</w:t>
@@ -4252,25 +4263,25 @@
                 <w:rFonts w:ascii="Avenir Next" w:hAnsi="Avenir Next" w:cs="Avenir Next" w:eastAsia="Avenir Next"/>
                 <w:b/>
                 <w:color w:val="1A1A1A"/>
+                <w:sz w:val="22"/>
+                <w:szCs w:val="18"/>
+              </w:rPr>
+              <w:t xml:space="preserve">Answer</w:t>
+            </w:r>
+            <w:r>
+              <w:rPr>
+                <w:rFonts w:ascii="Avenir Next" w:hAnsi="Avenir Next" w:cs="Avenir Next" w:eastAsia="Avenir Next"/>
+                <w:color w:val="1A1A1A"/>
                 <w:sz w:val="18"/>
                 <w:szCs w:val="18"/>
               </w:rPr>
-              <w:t xml:space="preserve">Answer</w:t>
-            </w:r>
-            <w:r>
-              <w:rPr>
-                <w:rFonts w:ascii="Avenir Next" w:hAnsi="Avenir Next" w:cs="Avenir Next" w:eastAsia="Avenir Next"/>
-                <w:color w:val="1A1A1A"/>
-                <w:sz w:val="18"/>
-                <w:szCs w:val="18"/>
-              </w:rPr>
               <w:tab/>
             </w:r>
             <w:r>
               <w:rPr>
                 <w:rFonts w:ascii="Avenir Next" w:hAnsi="Avenir Next" w:cs="Avenir Next" w:eastAsia="Avenir Next"/>
                 <w:color w:val="1A1A1A"/>
-                <w:sz w:val="18"/>
+                <w:sz w:val="22"/>
                 <w:szCs w:val="18"/>
               </w:rPr>
               <w:t xml:space="preserve">  meters</w:t>
@@ -4403,25 +4414,25 @@
                 <w:rFonts w:ascii="Avenir Next" w:hAnsi="Avenir Next" w:cs="Avenir Next" w:eastAsia="Avenir Next"/>
                 <w:b/>
                 <w:color w:val="003A70"/>
+                <w:sz w:val="22"/>
+                <w:szCs w:val="18"/>
+              </w:rPr>
+              <w:t xml:space="preserve">Step 1</w:t>
+            </w:r>
+            <w:r>
+              <w:rPr>
+                <w:rFonts w:ascii="Avenir Next" w:hAnsi="Avenir Next" w:cs="Avenir Next" w:eastAsia="Avenir Next"/>
+                <w:color w:val="1A1A1A"/>
                 <w:sz w:val="18"/>
                 <w:szCs w:val="18"/>
               </w:rPr>
-              <w:t xml:space="preserve">Step 1</w:t>
-            </w:r>
-            <w:r>
-              <w:rPr>
-                <w:rFonts w:ascii="Avenir Next" w:hAnsi="Avenir Next" w:cs="Avenir Next" w:eastAsia="Avenir Next"/>
-                <w:color w:val="1A1A1A"/>
-                <w:sz w:val="18"/>
-                <w:szCs w:val="18"/>
-              </w:rPr>
               <w:tab/>
             </w:r>
             <w:r>
               <w:rPr>
                 <w:rFonts w:ascii="Avenir Next" w:hAnsi="Avenir Next" w:cs="Avenir Next" w:eastAsia="Avenir Next"/>
                 <w:color w:val="1A1A1A"/>
-                <w:sz w:val="21"/>
+                <w:sz w:val="22"/>
                 <w:szCs w:val="21"/>
               </w:rPr>
               <w:t xml:space="preserve">Slices ÷ friends = slices for each friend.</w:t>
@@ -4441,25 +4452,25 @@
                 <w:rFonts w:ascii="Avenir Next" w:hAnsi="Avenir Next" w:cs="Avenir Next" w:eastAsia="Avenir Next"/>
                 <w:b/>
                 <w:color w:val="003A70"/>
+                <w:sz w:val="22"/>
+                <w:szCs w:val="18"/>
+              </w:rPr>
+              <w:t xml:space="preserve">Step 2</w:t>
+            </w:r>
+            <w:r>
+              <w:rPr>
+                <w:rFonts w:ascii="Avenir Next" w:hAnsi="Avenir Next" w:cs="Avenir Next" w:eastAsia="Avenir Next"/>
+                <w:color w:val="1A1A1A"/>
                 <w:sz w:val="18"/>
                 <w:szCs w:val="18"/>
               </w:rPr>
-              <w:t xml:space="preserve">Step 2</w:t>
-            </w:r>
-            <w:r>
-              <w:rPr>
-                <w:rFonts w:ascii="Avenir Next" w:hAnsi="Avenir Next" w:cs="Avenir Next" w:eastAsia="Avenir Next"/>
-                <w:color w:val="1A1A1A"/>
-                <w:sz w:val="18"/>
-                <w:szCs w:val="18"/>
-              </w:rPr>
               <w:tab/>
             </w:r>
             <w:r>
               <w:rPr>
                 <w:rFonts w:ascii="Avenir Next" w:hAnsi="Avenir Next" w:cs="Avenir Next" w:eastAsia="Avenir Next"/>
                 <w:color w:val="1A1A1A"/>
-                <w:sz w:val="21"/>
+                <w:sz w:val="22"/>
                 <w:szCs w:val="21"/>
               </w:rPr>
               <w:t xml:space="preserve">Multiply both sides by 6.</w:t>
@@ -4478,25 +4489,25 @@
                 <w:rFonts w:ascii="Avenir Next" w:hAnsi="Avenir Next" w:cs="Avenir Next" w:eastAsia="Avenir Next"/>
                 <w:b/>
                 <w:color w:val="1A1A1A"/>
+                <w:sz w:val="22"/>
+                <w:szCs w:val="18"/>
+              </w:rPr>
+              <w:t xml:space="preserve">Answer</w:t>
+            </w:r>
+            <w:r>
+              <w:rPr>
+                <w:rFonts w:ascii="Avenir Next" w:hAnsi="Avenir Next" w:cs="Avenir Next" w:eastAsia="Avenir Next"/>
+                <w:color w:val="1A1A1A"/>
                 <w:sz w:val="18"/>
                 <w:szCs w:val="18"/>
               </w:rPr>
-              <w:t xml:space="preserve">Answer</w:t>
-            </w:r>
-            <w:r>
-              <w:rPr>
-                <w:rFonts w:ascii="Avenir Next" w:hAnsi="Avenir Next" w:cs="Avenir Next" w:eastAsia="Avenir Next"/>
-                <w:color w:val="1A1A1A"/>
-                <w:sz w:val="18"/>
-                <w:szCs w:val="18"/>
-              </w:rPr>
               <w:tab/>
             </w:r>
             <w:r>
               <w:rPr>
                 <w:rFonts w:ascii="Avenir Next" w:hAnsi="Avenir Next" w:cs="Avenir Next" w:eastAsia="Avenir Next"/>
                 <w:color w:val="1A1A1A"/>
-                <w:sz w:val="18"/>
+                <w:sz w:val="22"/>
                 <w:szCs w:val="18"/>
               </w:rPr>
               <w:t xml:space="preserve">  slices</w:t>
@@ -4626,7 +4637,7 @@
                 <w:rFonts w:ascii="Avenir Next" w:hAnsi="Avenir Next" w:cs="Avenir Next" w:eastAsia="Avenir Next"/>
                 <w:b/>
                 <w:color w:val="003A70"/>
-                <w:sz w:val="17"/>
+                <w:sz w:val="22"/>
                 <w:szCs w:val="17"/>
               </w:rPr>
               <w:t xml:space="preserve">Frame  </w:t>
@@ -4636,10 +4647,30 @@
                 <w:rFonts w:ascii="Avenir Next" w:hAnsi="Avenir Next" w:cs="Avenir Next" w:eastAsia="Avenir Next"/>
                 <w:i/>
                 <w:color w:val="1A1A1A"/>
+                <w:sz w:val="22"/>
+                <w:szCs w:val="18"/>
+              </w:rPr>
+              <w:t xml:space="preserve">Kayla’s mistake is </w:t>
+            </w:r>
+            <w:r>
+              <w:rPr>
+                <w:rFonts w:ascii="Avenir Next" w:hAnsi="Avenir Next" w:cs="Avenir Next" w:eastAsia="Avenir Next"/>
+                <w:color w:val="1A1A1A"/>
                 <w:sz w:val="18"/>
                 <w:szCs w:val="18"/>
-              </w:rPr>
-              <w:t xml:space="preserve">Kayla’s mistake is </w:t>
+                <w:u w:val="single"/>
+              </w:rPr>
+              <w:t xml:space="preserve">      </w:t>
+            </w:r>
+            <w:r>
+              <w:rPr>
+                <w:rFonts w:ascii="Avenir Next" w:hAnsi="Avenir Next" w:cs="Avenir Next" w:eastAsia="Avenir Next"/>
+                <w:i/>
+                <w:color w:val="1A1A1A"/>
+                <w:sz w:val="22"/>
+                <w:szCs w:val="18"/>
+              </w:rPr>
+              <w:t xml:space="preserve">. The cards are shared by </w:t>
             </w:r>
             <w:r>
               <w:rPr>
@@ -4656,17 +4687,37 @@
                 <w:rFonts w:ascii="Avenir Next" w:hAnsi="Avenir Next" w:cs="Avenir Next" w:eastAsia="Avenir Next"/>
                 <w:i/>
                 <w:color w:val="1A1A1A"/>
+                <w:sz w:val="22"/>
+                <w:szCs w:val="18"/>
+              </w:rPr>
+              <w:t xml:space="preserve"> people, so </w:t>
+            </w:r>
+            <w:r>
+              <w:rPr>
+                <w:rFonts w:ascii="Avenir Next" w:hAnsi="Avenir Next" w:cs="Avenir Next" w:eastAsia="Avenir Next"/>
+                <w:i/>
+                <w:color w:val="1A1A1A"/>
+                <w:sz w:val="22"/>
+                <w:szCs w:val="18"/>
+              </w:rPr>
+              <w:t xml:space="preserve">c</w:t>
+            </w:r>
+            <w:r>
+              <w:rPr>
+                <w:rFonts w:ascii="Avenir Next" w:hAnsi="Avenir Next" w:cs="Avenir Next" w:eastAsia="Avenir Next"/>
+                <w:i/>
+                <w:color w:val="1A1A1A"/>
+                <w:sz w:val="22"/>
+                <w:szCs w:val="18"/>
+              </w:rPr>
+              <w:t xml:space="preserve"> = </w:t>
+            </w:r>
+            <w:r>
+              <w:rPr>
+                <w:rFonts w:ascii="Avenir Next" w:hAnsi="Avenir Next" w:cs="Avenir Next" w:eastAsia="Avenir Next"/>
+                <w:color w:val="1A1A1A"/>
                 <w:sz w:val="18"/>
                 <w:szCs w:val="18"/>
-              </w:rPr>
-              <w:t xml:space="preserve">. The cards are shared by </w:t>
-            </w:r>
-            <w:r>
-              <w:rPr>
-                <w:rFonts w:ascii="Avenir Next" w:hAnsi="Avenir Next" w:cs="Avenir Next" w:eastAsia="Avenir Next"/>
-                <w:color w:val="1A1A1A"/>
-                <w:sz w:val="18"/>
-                <w:szCs w:val="18"/>
                 <w:u w:val="single"/>
               </w:rPr>
               <w:t xml:space="preserve">      </w:t>
@@ -4676,47 +4727,7 @@
                 <w:rFonts w:ascii="Avenir Next" w:hAnsi="Avenir Next" w:cs="Avenir Next" w:eastAsia="Avenir Next"/>
                 <w:i/>
                 <w:color w:val="1A1A1A"/>
-                <w:sz w:val="18"/>
-                <w:szCs w:val="18"/>
-              </w:rPr>
-              <w:t xml:space="preserve"> people, so </w:t>
-            </w:r>
-            <w:r>
-              <w:rPr>
-                <w:rFonts w:ascii="Avenir Next" w:hAnsi="Avenir Next" w:cs="Avenir Next" w:eastAsia="Avenir Next"/>
-                <w:i/>
-                <w:color w:val="1A1A1A"/>
-                <w:sz w:val="18"/>
-                <w:szCs w:val="18"/>
-              </w:rPr>
-              <w:t xml:space="preserve">c</w:t>
-            </w:r>
-            <w:r>
-              <w:rPr>
-                <w:rFonts w:ascii="Avenir Next" w:hAnsi="Avenir Next" w:cs="Avenir Next" w:eastAsia="Avenir Next"/>
-                <w:i/>
-                <w:color w:val="1A1A1A"/>
-                <w:sz w:val="18"/>
-                <w:szCs w:val="18"/>
-              </w:rPr>
-              <w:t xml:space="preserve"> = </w:t>
-            </w:r>
-            <w:r>
-              <w:rPr>
-                <w:rFonts w:ascii="Avenir Next" w:hAnsi="Avenir Next" w:cs="Avenir Next" w:eastAsia="Avenir Next"/>
-                <w:color w:val="1A1A1A"/>
-                <w:sz w:val="18"/>
-                <w:szCs w:val="18"/>
-                <w:u w:val="single"/>
-              </w:rPr>
-              <w:t xml:space="preserve">      </w:t>
-            </w:r>
-            <w:r>
-              <w:rPr>
-                <w:rFonts w:ascii="Avenir Next" w:hAnsi="Avenir Next" w:cs="Avenir Next" w:eastAsia="Avenir Next"/>
-                <w:i/>
-                <w:color w:val="1A1A1A"/>
-                <w:sz w:val="18"/>
+                <w:sz w:val="22"/>
                 <w:szCs w:val="18"/>
               </w:rPr>
               <w:t xml:space="preserve">.</w:t>
@@ -4803,6 +4814,7 @@
     </w:p>
     <w:p>
       <w:pPr>
+        <w:pStyle w:val="Heading2"/>
         <w:keepNext/>
         <w:pBdr>
           <w:bottom w:val="single" w:sz="8" w:space="3" w:color="003A70"/>
@@ -4818,7 +4830,7 @@
           <w:b/>
           <w:color w:val="003A70"/>
           <w:spacing w:val="14"/>
-          <w:sz w:val="21"/>
+          <w:sz w:val="22"/>
           <w:szCs w:val="21"/>
         </w:rPr>
         <w:t xml:space="preserve">TEST PRACTICE</w:t>
@@ -4837,7 +4849,7 @@
           <w:rFonts w:ascii="Avenir Next" w:hAnsi="Avenir Next" w:cs="Avenir Next" w:eastAsia="Avenir Next"/>
           <w:i/>
           <w:color w:val="5A5F66"/>
-          <w:sz w:val="17"/>
+          <w:sz w:val="22"/>
           <w:szCs w:val="17"/>
         </w:rPr>
         <w:t xml:space="preserve">choose the best answer</w:t>
@@ -4988,35 +5000,35 @@
                       <w:rFonts w:ascii="Avenir Next" w:hAnsi="Avenir Next" w:cs="Avenir Next" w:eastAsia="Avenir Next"/>
                       <w:b/>
                       <w:color w:val="003A70"/>
+                      <w:sz w:val="22"/>
+                      <w:szCs w:val="21"/>
+                    </w:rPr>
+                    <w:t xml:space="preserve">A</w:t>
+                  </w:r>
+                  <w:r>
+                    <w:rPr>
+                      <w:rFonts w:ascii="Avenir Next" w:hAnsi="Avenir Next" w:cs="Avenir Next" w:eastAsia="Avenir Next"/>
+                      <w:color w:val="1A1A1A"/>
                       <w:sz w:val="21"/>
                       <w:szCs w:val="21"/>
                     </w:rPr>
-                    <w:t xml:space="preserve">A</w:t>
-                  </w:r>
-                  <w:r>
-                    <w:rPr>
-                      <w:rFonts w:ascii="Avenir Next" w:hAnsi="Avenir Next" w:cs="Avenir Next" w:eastAsia="Avenir Next"/>
-                      <w:color w:val="1A1A1A"/>
-                      <w:sz w:val="21"/>
+                    <w:tab/>
+                  </w:r>
+                  <w:r>
+                    <w:rPr>
+                      <w:rFonts w:ascii="Avenir Next" w:hAnsi="Avenir Next" w:cs="Avenir Next" w:eastAsia="Avenir Next"/>
+                      <w:i/>
+                      <w:color w:val="1A1A1A"/>
+                      <w:sz w:val="22"/>
                       <w:szCs w:val="21"/>
                     </w:rPr>
-                    <w:tab/>
-                  </w:r>
-                  <w:r>
-                    <w:rPr>
-                      <w:rFonts w:ascii="Avenir Next" w:hAnsi="Avenir Next" w:cs="Avenir Next" w:eastAsia="Avenir Next"/>
-                      <w:i/>
-                      <w:color w:val="1A1A1A"/>
-                      <w:sz w:val="21"/>
-                      <w:szCs w:val="21"/>
-                    </w:rPr>
                     <w:t xml:space="preserve">y</w:t>
                   </w:r>
                   <w:r>
                     <w:rPr>
                       <w:rFonts w:ascii="Avenir Next" w:hAnsi="Avenir Next" w:cs="Avenir Next" w:eastAsia="Avenir Next"/>
                       <w:color w:val="1A1A1A"/>
-                      <w:sz w:val="21"/>
+                      <w:sz w:val="22"/>
                       <w:szCs w:val="21"/>
                     </w:rPr>
                     <w:t xml:space="preserve"> = 1.5</w:t>
@@ -5041,35 +5053,35 @@
                       <w:rFonts w:ascii="Avenir Next" w:hAnsi="Avenir Next" w:cs="Avenir Next" w:eastAsia="Avenir Next"/>
                       <w:b/>
                       <w:color w:val="003A70"/>
+                      <w:sz w:val="22"/>
+                      <w:szCs w:val="21"/>
+                    </w:rPr>
+                    <w:t xml:space="preserve">B</w:t>
+                  </w:r>
+                  <w:r>
+                    <w:rPr>
+                      <w:rFonts w:ascii="Avenir Next" w:hAnsi="Avenir Next" w:cs="Avenir Next" w:eastAsia="Avenir Next"/>
+                      <w:color w:val="1A1A1A"/>
                       <w:sz w:val="21"/>
                       <w:szCs w:val="21"/>
                     </w:rPr>
-                    <w:t xml:space="preserve">B</w:t>
-                  </w:r>
-                  <w:r>
-                    <w:rPr>
-                      <w:rFonts w:ascii="Avenir Next" w:hAnsi="Avenir Next" w:cs="Avenir Next" w:eastAsia="Avenir Next"/>
-                      <w:color w:val="1A1A1A"/>
-                      <w:sz w:val="21"/>
+                    <w:tab/>
+                  </w:r>
+                  <w:r>
+                    <w:rPr>
+                      <w:rFonts w:ascii="Avenir Next" w:hAnsi="Avenir Next" w:cs="Avenir Next" w:eastAsia="Avenir Next"/>
+                      <w:i/>
+                      <w:color w:val="1A1A1A"/>
+                      <w:sz w:val="22"/>
                       <w:szCs w:val="21"/>
                     </w:rPr>
-                    <w:tab/>
-                  </w:r>
-                  <w:r>
-                    <w:rPr>
-                      <w:rFonts w:ascii="Avenir Next" w:hAnsi="Avenir Next" w:cs="Avenir Next" w:eastAsia="Avenir Next"/>
-                      <w:i/>
-                      <w:color w:val="1A1A1A"/>
-                      <w:sz w:val="21"/>
-                      <w:szCs w:val="21"/>
-                    </w:rPr>
                     <w:t xml:space="preserve">y</w:t>
                   </w:r>
                   <w:r>
                     <w:rPr>
                       <w:rFonts w:ascii="Avenir Next" w:hAnsi="Avenir Next" w:cs="Avenir Next" w:eastAsia="Avenir Next"/>
                       <w:color w:val="1A1A1A"/>
-                      <w:sz w:val="21"/>
+                      <w:sz w:val="22"/>
                       <w:szCs w:val="21"/>
                     </w:rPr>
                     <w:t xml:space="preserve"> = 3</w:t>
@@ -5094,35 +5106,35 @@
                       <w:rFonts w:ascii="Avenir Next" w:hAnsi="Avenir Next" w:cs="Avenir Next" w:eastAsia="Avenir Next"/>
                       <w:b/>
                       <w:color w:val="003A70"/>
+                      <w:sz w:val="22"/>
+                      <w:szCs w:val="21"/>
+                    </w:rPr>
+                    <w:t xml:space="preserve">C</w:t>
+                  </w:r>
+                  <w:r>
+                    <w:rPr>
+                      <w:rFonts w:ascii="Avenir Next" w:hAnsi="Avenir Next" w:cs="Avenir Next" w:eastAsia="Avenir Next"/>
+                      <w:color w:val="1A1A1A"/>
                       <w:sz w:val="21"/>
                       <w:szCs w:val="21"/>
                     </w:rPr>
-                    <w:t xml:space="preserve">C</w:t>
-                  </w:r>
-                  <w:r>
-                    <w:rPr>
-                      <w:rFonts w:ascii="Avenir Next" w:hAnsi="Avenir Next" w:cs="Avenir Next" w:eastAsia="Avenir Next"/>
-                      <w:color w:val="1A1A1A"/>
-                      <w:sz w:val="21"/>
+                    <w:tab/>
+                  </w:r>
+                  <w:r>
+                    <w:rPr>
+                      <w:rFonts w:ascii="Avenir Next" w:hAnsi="Avenir Next" w:cs="Avenir Next" w:eastAsia="Avenir Next"/>
+                      <w:i/>
+                      <w:color w:val="1A1A1A"/>
+                      <w:sz w:val="22"/>
                       <w:szCs w:val="21"/>
                     </w:rPr>
-                    <w:tab/>
-                  </w:r>
-                  <w:r>
-                    <w:rPr>
-                      <w:rFonts w:ascii="Avenir Next" w:hAnsi="Avenir Next" w:cs="Avenir Next" w:eastAsia="Avenir Next"/>
-                      <w:i/>
-                      <w:color w:val="1A1A1A"/>
-                      <w:sz w:val="21"/>
-                      <w:szCs w:val="21"/>
-                    </w:rPr>
                     <w:t xml:space="preserve">y</w:t>
                   </w:r>
                   <w:r>
                     <w:rPr>
                       <w:rFonts w:ascii="Avenir Next" w:hAnsi="Avenir Next" w:cs="Avenir Next" w:eastAsia="Avenir Next"/>
                       <w:color w:val="1A1A1A"/>
-                      <w:sz w:val="21"/>
+                      <w:sz w:val="22"/>
                       <w:szCs w:val="21"/>
                     </w:rPr>
                     <w:t xml:space="preserve"> = 15</w:t>
@@ -5147,35 +5159,35 @@
                       <w:rFonts w:ascii="Avenir Next" w:hAnsi="Avenir Next" w:cs="Avenir Next" w:eastAsia="Avenir Next"/>
                       <w:b/>
                       <w:color w:val="003A70"/>
+                      <w:sz w:val="22"/>
+                      <w:szCs w:val="21"/>
+                    </w:rPr>
+                    <w:t xml:space="preserve">D</w:t>
+                  </w:r>
+                  <w:r>
+                    <w:rPr>
+                      <w:rFonts w:ascii="Avenir Next" w:hAnsi="Avenir Next" w:cs="Avenir Next" w:eastAsia="Avenir Next"/>
+                      <w:color w:val="1A1A1A"/>
                       <w:sz w:val="21"/>
                       <w:szCs w:val="21"/>
                     </w:rPr>
-                    <w:t xml:space="preserve">D</w:t>
-                  </w:r>
-                  <w:r>
-                    <w:rPr>
-                      <w:rFonts w:ascii="Avenir Next" w:hAnsi="Avenir Next" w:cs="Avenir Next" w:eastAsia="Avenir Next"/>
-                      <w:color w:val="1A1A1A"/>
-                      <w:sz w:val="21"/>
+                    <w:tab/>
+                  </w:r>
+                  <w:r>
+                    <w:rPr>
+                      <w:rFonts w:ascii="Avenir Next" w:hAnsi="Avenir Next" w:cs="Avenir Next" w:eastAsia="Avenir Next"/>
+                      <w:i/>
+                      <w:color w:val="1A1A1A"/>
+                      <w:sz w:val="22"/>
                       <w:szCs w:val="21"/>
                     </w:rPr>
-                    <w:tab/>
-                  </w:r>
-                  <w:r>
-                    <w:rPr>
-                      <w:rFonts w:ascii="Avenir Next" w:hAnsi="Avenir Next" w:cs="Avenir Next" w:eastAsia="Avenir Next"/>
-                      <w:i/>
-                      <w:color w:val="1A1A1A"/>
-                      <w:sz w:val="21"/>
-                      <w:szCs w:val="21"/>
-                    </w:rPr>
                     <w:t xml:space="preserve">y</w:t>
                   </w:r>
                   <w:r>
                     <w:rPr>
                       <w:rFonts w:ascii="Avenir Next" w:hAnsi="Avenir Next" w:cs="Avenir Next" w:eastAsia="Avenir Next"/>
                       <w:color w:val="1A1A1A"/>
-                      <w:sz w:val="21"/>
+                      <w:sz w:val="22"/>
                       <w:szCs w:val="21"/>
                     </w:rPr>
                     <w:t xml:space="preserve"> = 54</w:t>
@@ -5342,35 +5354,35 @@
                       <w:rFonts w:ascii="Avenir Next" w:hAnsi="Avenir Next" w:cs="Avenir Next" w:eastAsia="Avenir Next"/>
                       <w:b/>
                       <w:color w:val="003A70"/>
+                      <w:sz w:val="22"/>
+                      <w:szCs w:val="21"/>
+                    </w:rPr>
+                    <w:t xml:space="preserve">A</w:t>
+                  </w:r>
+                  <w:r>
+                    <w:rPr>
+                      <w:rFonts w:ascii="Avenir Next" w:hAnsi="Avenir Next" w:cs="Avenir Next" w:eastAsia="Avenir Next"/>
+                      <w:color w:val="1A1A1A"/>
                       <w:sz w:val="21"/>
                       <w:szCs w:val="21"/>
                     </w:rPr>
-                    <w:t xml:space="preserve">A</w:t>
-                  </w:r>
-                  <w:r>
-                    <w:rPr>
-                      <w:rFonts w:ascii="Avenir Next" w:hAnsi="Avenir Next" w:cs="Avenir Next" w:eastAsia="Avenir Next"/>
-                      <w:color w:val="1A1A1A"/>
-                      <w:sz w:val="21"/>
+                    <w:tab/>
+                  </w:r>
+                  <w:r>
+                    <w:rPr>
+                      <w:rFonts w:ascii="Avenir Next" w:hAnsi="Avenir Next" w:cs="Avenir Next" w:eastAsia="Avenir Next"/>
+                      <w:i/>
+                      <w:color w:val="1A1A1A"/>
+                      <w:sz w:val="22"/>
                       <w:szCs w:val="21"/>
                     </w:rPr>
-                    <w:tab/>
-                  </w:r>
-                  <w:r>
-                    <w:rPr>
-                      <w:rFonts w:ascii="Avenir Next" w:hAnsi="Avenir Next" w:cs="Avenir Next" w:eastAsia="Avenir Next"/>
-                      <w:i/>
-                      <w:color w:val="1A1A1A"/>
-                      <w:sz w:val="21"/>
-                      <w:szCs w:val="21"/>
-                    </w:rPr>
                     <w:t xml:space="preserve">p</w:t>
                   </w:r>
                   <w:r>
                     <w:rPr>
                       <w:rFonts w:ascii="Avenir Next" w:hAnsi="Avenir Next" w:cs="Avenir Next" w:eastAsia="Avenir Next"/>
                       <w:color w:val="1A1A1A"/>
-                      <w:sz w:val="21"/>
+                      <w:sz w:val="22"/>
                       <w:szCs w:val="21"/>
                     </w:rPr>
                     <w:t xml:space="preserve"> ÷ 12 = 5</w:t>
@@ -5395,44 +5407,44 @@
                       <w:rFonts w:ascii="Avenir Next" w:hAnsi="Avenir Next" w:cs="Avenir Next" w:eastAsia="Avenir Next"/>
                       <w:b/>
                       <w:color w:val="003A70"/>
+                      <w:sz w:val="22"/>
+                      <w:szCs w:val="21"/>
+                    </w:rPr>
+                    <w:t xml:space="preserve">B</w:t>
+                  </w:r>
+                  <w:r>
+                    <w:rPr>
+                      <w:rFonts w:ascii="Avenir Next" w:hAnsi="Avenir Next" w:cs="Avenir Next" w:eastAsia="Avenir Next"/>
+                      <w:color w:val="1A1A1A"/>
                       <w:sz w:val="21"/>
                       <w:szCs w:val="21"/>
                     </w:rPr>
-                    <w:t xml:space="preserve">B</w:t>
-                  </w:r>
-                  <w:r>
-                    <w:rPr>
-                      <w:rFonts w:ascii="Avenir Next" w:hAnsi="Avenir Next" w:cs="Avenir Next" w:eastAsia="Avenir Next"/>
-                      <w:color w:val="1A1A1A"/>
-                      <w:sz w:val="21"/>
+                    <w:tab/>
+                  </w:r>
+                  <w:r>
+                    <w:rPr>
+                      <w:rFonts w:ascii="Avenir Next" w:hAnsi="Avenir Next" w:cs="Avenir Next" w:eastAsia="Avenir Next"/>
+                      <w:color w:val="1A1A1A"/>
+                      <w:sz w:val="22"/>
                       <w:szCs w:val="21"/>
                     </w:rPr>
-                    <w:tab/>
-                  </w:r>
-                  <w:r>
-                    <w:rPr>
-                      <w:rFonts w:ascii="Avenir Next" w:hAnsi="Avenir Next" w:cs="Avenir Next" w:eastAsia="Avenir Next"/>
-                      <w:color w:val="1A1A1A"/>
-                      <w:sz w:val="21"/>
+                    <w:t xml:space="preserve">12 ÷ </w:t>
+                  </w:r>
+                  <w:r>
+                    <w:rPr>
+                      <w:rFonts w:ascii="Avenir Next" w:hAnsi="Avenir Next" w:cs="Avenir Next" w:eastAsia="Avenir Next"/>
+                      <w:i/>
+                      <w:color w:val="1A1A1A"/>
+                      <w:sz w:val="22"/>
                       <w:szCs w:val="21"/>
                     </w:rPr>
-                    <w:t xml:space="preserve">12 ÷ </w:t>
-                  </w:r>
-                  <w:r>
-                    <w:rPr>
-                      <w:rFonts w:ascii="Avenir Next" w:hAnsi="Avenir Next" w:cs="Avenir Next" w:eastAsia="Avenir Next"/>
-                      <w:i/>
-                      <w:color w:val="1A1A1A"/>
-                      <w:sz w:val="21"/>
-                      <w:szCs w:val="21"/>
-                    </w:rPr>
                     <w:t xml:space="preserve">p</w:t>
                   </w:r>
                   <w:r>
                     <w:rPr>
                       <w:rFonts w:ascii="Avenir Next" w:hAnsi="Avenir Next" w:cs="Avenir Next" w:eastAsia="Avenir Next"/>
                       <w:color w:val="1A1A1A"/>
-                      <w:sz w:val="21"/>
+                      <w:sz w:val="22"/>
                       <w:szCs w:val="21"/>
                     </w:rPr>
                     <w:t xml:space="preserve"> = 5</w:t>
@@ -5457,44 +5469,44 @@
                       <w:rFonts w:ascii="Avenir Next" w:hAnsi="Avenir Next" w:cs="Avenir Next" w:eastAsia="Avenir Next"/>
                       <w:b/>
                       <w:color w:val="003A70"/>
+                      <w:sz w:val="22"/>
+                      <w:szCs w:val="21"/>
+                    </w:rPr>
+                    <w:t xml:space="preserve">C</w:t>
+                  </w:r>
+                  <w:r>
+                    <w:rPr>
+                      <w:rFonts w:ascii="Avenir Next" w:hAnsi="Avenir Next" w:cs="Avenir Next" w:eastAsia="Avenir Next"/>
+                      <w:color w:val="1A1A1A"/>
                       <w:sz w:val="21"/>
                       <w:szCs w:val="21"/>
                     </w:rPr>
-                    <w:t xml:space="preserve">C</w:t>
-                  </w:r>
-                  <w:r>
-                    <w:rPr>
-                      <w:rFonts w:ascii="Avenir Next" w:hAnsi="Avenir Next" w:cs="Avenir Next" w:eastAsia="Avenir Next"/>
-                      <w:color w:val="1A1A1A"/>
-                      <w:sz w:val="21"/>
+                    <w:tab/>
+                  </w:r>
+                  <w:r>
+                    <w:rPr>
+                      <w:rFonts w:ascii="Avenir Next" w:hAnsi="Avenir Next" w:cs="Avenir Next" w:eastAsia="Avenir Next"/>
+                      <w:color w:val="1A1A1A"/>
+                      <w:sz w:val="22"/>
                       <w:szCs w:val="21"/>
                     </w:rPr>
-                    <w:tab/>
-                  </w:r>
-                  <w:r>
-                    <w:rPr>
-                      <w:rFonts w:ascii="Avenir Next" w:hAnsi="Avenir Next" w:cs="Avenir Next" w:eastAsia="Avenir Next"/>
-                      <w:color w:val="1A1A1A"/>
-                      <w:sz w:val="21"/>
+                    <w:t xml:space="preserve">5</w:t>
+                  </w:r>
+                  <w:r>
+                    <w:rPr>
+                      <w:rFonts w:ascii="Avenir Next" w:hAnsi="Avenir Next" w:cs="Avenir Next" w:eastAsia="Avenir Next"/>
+                      <w:i/>
+                      <w:color w:val="1A1A1A"/>
+                      <w:sz w:val="22"/>
                       <w:szCs w:val="21"/>
                     </w:rPr>
-                    <w:t xml:space="preserve">5</w:t>
-                  </w:r>
-                  <w:r>
-                    <w:rPr>
-                      <w:rFonts w:ascii="Avenir Next" w:hAnsi="Avenir Next" w:cs="Avenir Next" w:eastAsia="Avenir Next"/>
-                      <w:i/>
-                      <w:color w:val="1A1A1A"/>
-                      <w:sz w:val="21"/>
-                      <w:szCs w:val="21"/>
-                    </w:rPr>
                     <w:t xml:space="preserve">p</w:t>
                   </w:r>
                   <w:r>
                     <w:rPr>
                       <w:rFonts w:ascii="Avenir Next" w:hAnsi="Avenir Next" w:cs="Avenir Next" w:eastAsia="Avenir Next"/>
                       <w:color w:val="1A1A1A"/>
-                      <w:sz w:val="21"/>
+                      <w:sz w:val="22"/>
                       <w:szCs w:val="21"/>
                     </w:rPr>
                     <w:t xml:space="preserve"> = 12</w:t>
@@ -5519,35 +5531,35 @@
                       <w:rFonts w:ascii="Avenir Next" w:hAnsi="Avenir Next" w:cs="Avenir Next" w:eastAsia="Avenir Next"/>
                       <w:b/>
                       <w:color w:val="003A70"/>
+                      <w:sz w:val="22"/>
+                      <w:szCs w:val="21"/>
+                    </w:rPr>
+                    <w:t xml:space="preserve">D</w:t>
+                  </w:r>
+                  <w:r>
+                    <w:rPr>
+                      <w:rFonts w:ascii="Avenir Next" w:hAnsi="Avenir Next" w:cs="Avenir Next" w:eastAsia="Avenir Next"/>
+                      <w:color w:val="1A1A1A"/>
                       <w:sz w:val="21"/>
                       <w:szCs w:val="21"/>
                     </w:rPr>
-                    <w:t xml:space="preserve">D</w:t>
-                  </w:r>
-                  <w:r>
-                    <w:rPr>
-                      <w:rFonts w:ascii="Avenir Next" w:hAnsi="Avenir Next" w:cs="Avenir Next" w:eastAsia="Avenir Next"/>
-                      <w:color w:val="1A1A1A"/>
-                      <w:sz w:val="21"/>
+                    <w:tab/>
+                  </w:r>
+                  <w:r>
+                    <w:rPr>
+                      <w:rFonts w:ascii="Avenir Next" w:hAnsi="Avenir Next" w:cs="Avenir Next" w:eastAsia="Avenir Next"/>
+                      <w:i/>
+                      <w:color w:val="1A1A1A"/>
+                      <w:sz w:val="22"/>
                       <w:szCs w:val="21"/>
                     </w:rPr>
-                    <w:tab/>
-                  </w:r>
-                  <w:r>
-                    <w:rPr>
-                      <w:rFonts w:ascii="Avenir Next" w:hAnsi="Avenir Next" w:cs="Avenir Next" w:eastAsia="Avenir Next"/>
-                      <w:i/>
-                      <w:color w:val="1A1A1A"/>
-                      <w:sz w:val="21"/>
-                      <w:szCs w:val="21"/>
-                    </w:rPr>
                     <w:t xml:space="preserve">p</w:t>
                   </w:r>
                   <w:r>
                     <w:rPr>
                       <w:rFonts w:ascii="Avenir Next" w:hAnsi="Avenir Next" w:cs="Avenir Next" w:eastAsia="Avenir Next"/>
                       <w:color w:val="1A1A1A"/>
-                      <w:sz w:val="21"/>
+                      <w:sz w:val="22"/>
                       <w:szCs w:val="21"/>
                     </w:rPr>
                     <w:t xml:space="preserve"> − 12 = 5</w:t>
@@ -5613,6 +5625,7 @@
           </w:tcPr>
           <w:p>
             <w:pPr>
+              <w:pStyle w:val="Heading2"/>
               <w:spacing w:before="0" w:after="0" w:line="240" w:lineRule="auto"/>
             </w:pPr>
             <w:r>
@@ -5650,7 +5663,7 @@
               <w:rPr>
                 <w:rFonts w:ascii="Avenir Next" w:hAnsi="Avenir Next" w:cs="Avenir Next" w:eastAsia="Avenir Next"/>
                 <w:color w:val="1A1A1A"/>
-                <w:sz w:val="17"/>
+                <w:sz w:val="22"/>
                 <w:szCs w:val="17"/>
               </w:rPr>
               <w:t xml:space="preserve">  I can do this on my own</w:t>
@@ -5679,7 +5692,7 @@
               <w:rPr>
                 <w:rFonts w:ascii="Avenir Next" w:hAnsi="Avenir Next" w:cs="Avenir Next" w:eastAsia="Avenir Next"/>
                 <w:color w:val="1A1A1A"/>
-                <w:sz w:val="17"/>
+                <w:sz w:val="22"/>
                 <w:szCs w:val="17"/>
               </w:rPr>
               <w:t xml:space="preserve">  I need a little help</w:t>
@@ -5708,7 +5721,7 @@
               <w:rPr>
                 <w:rFonts w:ascii="Avenir Next" w:hAnsi="Avenir Next" w:cs="Avenir Next" w:eastAsia="Avenir Next"/>
                 <w:color w:val="1A1A1A"/>
-                <w:sz w:val="17"/>
+                <w:sz w:val="22"/>
                 <w:szCs w:val="17"/>
               </w:rPr>
               <w:t xml:space="preserve">  I have a question about #</w:t>
@@ -5815,7 +5828,106 @@
               <w:sz w:val="15"/>
               <w:szCs w:val="15"/>
             </w:rPr>
-            <w:t xml:space="preserve">Lesson 8-3  ·  Homework Packet  ·  Level 1</w:t>
+            <w:t xml:space="preserve">8-3 · Page </w:t>
+          </w:r>
+          <w:r>
+            <w:rPr>
+              <w:rFonts w:ascii="Avenir Next" w:hAnsi="Avenir Next" w:cs="Avenir Next" w:eastAsia="Avenir Next"/>
+              <w:color w:val="5A5F66"/>
+              <w:sz w:val="15"/>
+              <w:szCs w:val="15"/>
+            </w:rPr>
+            <w:fldChar w:fldCharType="begin"/>
+          </w:r>
+          <w:r>
+            <w:rPr>
+              <w:rFonts w:ascii="Avenir Next" w:hAnsi="Avenir Next" w:cs="Avenir Next" w:eastAsia="Avenir Next"/>
+              <w:color w:val="5A5F66"/>
+              <w:sz w:val="15"/>
+              <w:szCs w:val="15"/>
+            </w:rPr>
+            <w:instrText xml:space="preserve"> PAGE </w:instrText>
+          </w:r>
+          <w:r>
+            <w:rPr>
+              <w:rFonts w:ascii="Avenir Next" w:hAnsi="Avenir Next" w:cs="Avenir Next" w:eastAsia="Avenir Next"/>
+              <w:color w:val="5A5F66"/>
+              <w:sz w:val="15"/>
+              <w:szCs w:val="15"/>
+            </w:rPr>
+            <w:fldChar w:fldCharType="separate"/>
+          </w:r>
+          <w:r>
+            <w:rPr>
+              <w:rFonts w:ascii="Avenir Next" w:hAnsi="Avenir Next" w:cs="Avenir Next" w:eastAsia="Avenir Next"/>
+              <w:color w:val="5A5F66"/>
+              <w:sz w:val="15"/>
+              <w:szCs w:val="15"/>
+            </w:rPr>
+            <w:t xml:space="preserve">1</w:t>
+          </w:r>
+          <w:r>
+            <w:rPr>
+              <w:rFonts w:ascii="Avenir Next" w:hAnsi="Avenir Next" w:cs="Avenir Next" w:eastAsia="Avenir Next"/>
+              <w:color w:val="5A5F66"/>
+              <w:sz w:val="15"/>
+              <w:szCs w:val="15"/>
+            </w:rPr>
+            <w:fldChar w:fldCharType="end"/>
+          </w:r>
+          <w:r>
+            <w:rPr>
+              <w:rFonts w:ascii="Avenir Next" w:hAnsi="Avenir Next" w:cs="Avenir Next" w:eastAsia="Avenir Next"/>
+              <w:color w:val="5A5F66"/>
+              <w:sz w:val="15"/>
+              <w:szCs w:val="15"/>
+            </w:rPr>
+            <w:t xml:space="preserve"> of </w:t>
+          </w:r>
+          <w:r>
+            <w:rPr>
+              <w:rFonts w:ascii="Avenir Next" w:hAnsi="Avenir Next" w:cs="Avenir Next" w:eastAsia="Avenir Next"/>
+              <w:color w:val="5A5F66"/>
+              <w:sz w:val="15"/>
+              <w:szCs w:val="15"/>
+            </w:rPr>
+            <w:fldChar w:fldCharType="begin"/>
+          </w:r>
+          <w:r>
+            <w:rPr>
+              <w:rFonts w:ascii="Avenir Next" w:hAnsi="Avenir Next" w:cs="Avenir Next" w:eastAsia="Avenir Next"/>
+              <w:color w:val="5A5F66"/>
+              <w:sz w:val="15"/>
+              <w:szCs w:val="15"/>
+            </w:rPr>
+            <w:instrText xml:space="preserve"> NUMPAGES </w:instrText>
+          </w:r>
+          <w:r>
+            <w:rPr>
+              <w:rFonts w:ascii="Avenir Next" w:hAnsi="Avenir Next" w:cs="Avenir Next" w:eastAsia="Avenir Next"/>
+              <w:color w:val="5A5F66"/>
+              <w:sz w:val="15"/>
+              <w:szCs w:val="15"/>
+            </w:rPr>
+            <w:fldChar w:fldCharType="separate"/>
+          </w:r>
+          <w:r>
+            <w:rPr>
+              <w:rFonts w:ascii="Avenir Next" w:hAnsi="Avenir Next" w:cs="Avenir Next" w:eastAsia="Avenir Next"/>
+              <w:color w:val="5A5F66"/>
+              <w:sz w:val="15"/>
+              <w:szCs w:val="15"/>
+            </w:rPr>
+            <w:t xml:space="preserve">1</w:t>
+          </w:r>
+          <w:r>
+            <w:rPr>
+              <w:rFonts w:ascii="Avenir Next" w:hAnsi="Avenir Next" w:cs="Avenir Next" w:eastAsia="Avenir Next"/>
+              <w:color w:val="5A5F66"/>
+              <w:sz w:val="15"/>
+              <w:szCs w:val="15"/>
+            </w:rPr>
+            <w:fldChar w:fldCharType="end"/>
           </w:r>
         </w:p>
       </w:tc>
@@ -5858,5 +5970,23 @@
       </w:tblCellMar>
     </w:tblPr>
   </w:style>
+  <w:style w:type="paragraph" w:styleId="Heading1">
+    <w:name w:val="heading 1"/>
+    <w:basedOn w:val="Normal"/>
+    <w:pPr>
+      <w:outlineLvl w:val="0"/>
+      <w:keepNext w:val="0"/>
+      <w:keepLines w:val="0"/>
+    </w:pPr>
+  </w:style>
+  <w:style w:type="paragraph" w:styleId="Heading2">
+    <w:name w:val="heading 2"/>
+    <w:basedOn w:val="Normal"/>
+    <w:pPr>
+      <w:outlineLvl w:val="1"/>
+      <w:keepNext w:val="0"/>
+      <w:keepLines w:val="0"/>
+    </w:pPr>
+  </w:style>
 </w:styles>
 </file>